--- a/Docs/Word/troubleshooting_guide.docx
+++ b/Docs/Word/troubleshooting_guide.docx
@@ -5,233 +5,257 @@
     <w:p>
       <w:pPr>
         <w:pStyle w:val="Title"/>
+        <w:spacing w:before="0" w:after="160"/>
         <w:jc w:val="center"/>
       </w:pPr>
       <w:r>
-        <w:rPr>
-          <w:b w:val="0"/>
-          <w:i w:val="0"/>
-        </w:rPr>
         <w:t>EOL Test Fixture Troubleshooting Guide</w:t>
       </w:r>
     </w:p>
     <w:p>
       <w:pPr>
-        <w:pStyle w:val="Heading2"/>
+        <w:pStyle w:val="Subtitle"/>
+        <w:jc w:val="center"/>
       </w:pPr>
       <w:r>
-        <w:rPr>
-          <w:b w:val="0"/>
-          <w:i w:val="0"/>
-        </w:rPr>
-        <w:t>Purpose</w:t>
+        <w:t>Rite-Hite EOL Test Fixture Documentation</w:t>
       </w:r>
     </w:p>
     <w:p>
+      <w:pPr>
+        <w:pStyle w:val="BodySmall"/>
+        <w:spacing w:before="0" w:after="360"/>
+        <w:jc w:val="center"/>
+      </w:pPr>
       <w:r>
-        <w:rPr>
-          <w:b w:val="0"/>
-          <w:i w:val="0"/>
-        </w:rPr>
-        <w:t>This guide provides operator-focused actions for common failure situations during an EOL fixture run. It is intended to answer the question, "What should I do next?"</w:t>
+        <w:t>Generated from current project markdown on April 16, 2026</w:t>
       </w:r>
     </w:p>
     <w:p>
+      <w:pPr>
+        <w:jc w:val="center"/>
+        <w:pBdr>
+          <w:bottom w:val="single" w:sz="12" w:space="1" w:color="C8102E"/>
+        </w:pBdr>
+      </w:pPr>
       <w:r>
         <w:rPr>
-          <w:b w:val="0"/>
-          <w:i w:val="0"/>
+          <w:sz w:val="2"/>
         </w:rPr>
-        <w:t xml:space="preserve">For exact fault-code meanings, use </w:t>
-      </w:r>
-      <w:r>
-        <w:rPr>
-          <w:b w:val="0"/>
-          <w:i w:val="0"/>
-          <w:color w:val="0563C1"/>
-          <w:u w:val="single"/>
-        </w:rPr>
-        <w:t>Error Code Reference</w:t>
-      </w:r>
-      <w:r>
-        <w:rPr>
-          <w:b w:val="0"/>
-          <w:i w:val="0"/>
-        </w:rPr>
-        <w:t xml:space="preserve">. For the normal operating workflow, use </w:t>
-      </w:r>
-      <w:r>
-        <w:rPr>
-          <w:b w:val="0"/>
-          <w:i w:val="0"/>
-          <w:color w:val="0563C1"/>
-          <w:u w:val="single"/>
-        </w:rPr>
-        <w:t>User Manual</w:t>
-      </w:r>
-      <w:r>
-        <w:rPr>
-          <w:b w:val="0"/>
-          <w:i w:val="0"/>
-        </w:rPr>
-        <w:t>.</w:t>
+        <w:t xml:space="preserve"> </w:t>
       </w:r>
     </w:p>
     <w:p>
       <w:pPr>
-        <w:pStyle w:val="Heading2"/>
+        <w:sectPr>
+          <w:headerReference w:type="default" r:id="rId9"/>
+          <w:footerReference w:type="default" r:id="rId10"/>
+          <w:pgSz w:w="12240" w:h="15840"/>
+          <w:pgMar w:top="1152" w:right="1224" w:bottom="1008" w:left="1224" w:header="504" w:footer="504" w:gutter="0"/>
+          <w:cols w:space="720"/>
+          <w:docGrid w:linePitch="360"/>
+        </w:sectPr>
+      </w:pPr>
+    </w:p>
+    <w:p>
+      <w:pPr>
+        <w:spacing w:before="0" w:after="120" w:line="240" w:lineRule="auto"/>
       </w:pPr>
       <w:r>
-        <w:rPr>
-          <w:b w:val="0"/>
-          <w:i w:val="0"/>
-        </w:rPr>
+        <w:t>This guide is written for technicians and operators who need a clear next action when the fixture or desktop app does not behave as expected.</w:t>
+      </w:r>
+    </w:p>
+    <w:p>
+      <w:pPr>
+        <w:spacing w:before="0" w:after="120" w:line="240" w:lineRule="auto"/>
+      </w:pPr>
+      <w:r>
+        <w:t xml:space="preserve">Use this with </w:t>
+      </w:r>
+      <w:hyperlink r:id="rId13">
+        <w:r>
+          <w:rPr>
+            <w:color w:val="C8102E"/>
+            <w:u w:val="single"/>
+          </w:rPr>
+          <w:t>End-of-Line Error Code Reference</w:t>
+        </w:r>
+      </w:hyperlink>
+      <w:r>
+        <w:t xml:space="preserve"> for exact code meanings.</w:t>
+      </w:r>
+    </w:p>
+    <w:p>
+      <w:pPr>
+        <w:pStyle w:val="Heading1"/>
+        <w:spacing w:before="240" w:after="120"/>
+      </w:pPr>
+      <w:r>
         <w:t>Immediate Actions After Any Failure</w:t>
       </w:r>
     </w:p>
     <w:p>
+      <w:pPr>
+        <w:spacing w:before="0" w:after="120" w:line="240" w:lineRule="auto"/>
+      </w:pPr>
       <w:r>
-        <w:rPr>
-          <w:b w:val="0"/>
-          <w:i w:val="0"/>
-        </w:rPr>
-        <w:t xml:space="preserve">When the fixture reaches </w:t>
+        <w:t xml:space="preserve">If the fixture reaches </w:t>
       </w:r>
       <w:r>
         <w:rPr>
           <w:rFonts w:ascii="Consolas" w:hAnsi="Consolas"/>
-          <w:b w:val="0"/>
-          <w:i w:val="0"/>
-          <w:sz w:val="20"/>
+          <w:sz w:val="19"/>
+          <w:shd w:fill="F3F4F6"/>
         </w:rPr>
         <w:t>Fault_Screen</w:t>
       </w:r>
       <w:r>
-        <w:rPr>
-          <w:b w:val="0"/>
-          <w:i w:val="0"/>
-        </w:rPr>
         <w:t>:</w:t>
       </w:r>
     </w:p>
     <w:p>
       <w:pPr>
-        <w:pStyle w:val="ListNumber"/>
+        <w:ind w:left="0" w:hanging="230"/>
       </w:pPr>
       <w:r>
         <w:rPr>
-          <w:b w:val="0"/>
-          <w:i w:val="0"/>
+          <w:rFonts w:ascii="Aptos" w:hAnsi="Aptos"/>
+          <w:b/>
+          <w:color w:val="2B3E5D"/>
         </w:rPr>
-        <w:t>Record the displayed error code.</w:t>
+        <w:t xml:space="preserve">1. </w:t>
+      </w:r>
+      <w:r>
+        <w:t>Record the fault code.</w:t>
       </w:r>
     </w:p>
     <w:p>
       <w:pPr>
-        <w:pStyle w:val="ListNumber"/>
+        <w:ind w:left="0" w:hanging="230"/>
       </w:pPr>
       <w:r>
         <w:rPr>
-          <w:b w:val="0"/>
-          <w:i w:val="0"/>
+          <w:rFonts w:ascii="Aptos" w:hAnsi="Aptos"/>
+          <w:b/>
+          <w:color w:val="2B3E5D"/>
         </w:rPr>
-        <w:t>Record the failed stage or step name.</w:t>
+        <w:t xml:space="preserve">2. </w:t>
+      </w:r>
+      <w:r>
+        <w:t>Record the failed step.</w:t>
       </w:r>
     </w:p>
     <w:p>
       <w:pPr>
-        <w:pStyle w:val="ListNumber"/>
+        <w:ind w:left="0" w:hanging="230"/>
       </w:pPr>
       <w:r>
         <w:rPr>
-          <w:b w:val="0"/>
-          <w:i w:val="0"/>
+          <w:rFonts w:ascii="Aptos" w:hAnsi="Aptos"/>
+          <w:b/>
+          <w:color w:val="2B3E5D"/>
         </w:rPr>
-        <w:t>Record the expected and actual values shown on the screen if required by local process.</w:t>
+        <w:t xml:space="preserve">3. </w:t>
+      </w:r>
+      <w:r>
+        <w:t>Record the expected and actual values if required by local process.</w:t>
       </w:r>
     </w:p>
     <w:p>
       <w:pPr>
-        <w:pStyle w:val="ListNumber"/>
+        <w:ind w:left="0" w:hanging="230"/>
       </w:pPr>
       <w:r>
         <w:rPr>
-          <w:b w:val="0"/>
-          <w:i w:val="0"/>
+          <w:rFonts w:ascii="Aptos" w:hAnsi="Aptos"/>
+          <w:b/>
+          <w:color w:val="2B3E5D"/>
         </w:rPr>
-        <w:t>Do not continue the run without correcting the issue.</w:t>
+        <w:t xml:space="preserve">4. </w:t>
+      </w:r>
+      <w:r>
+        <w:t>Export the failed run.</w:t>
       </w:r>
     </w:p>
     <w:p>
       <w:pPr>
-        <w:pStyle w:val="ListNumber"/>
+        <w:ind w:left="0" w:hanging="230"/>
       </w:pPr>
       <w:r>
         <w:rPr>
-          <w:b w:val="0"/>
-          <w:i w:val="0"/>
+          <w:rFonts w:ascii="Aptos" w:hAnsi="Aptos"/>
+          <w:b/>
+          <w:color w:val="2B3E5D"/>
         </w:rPr>
-        <w:t>Export the failed run if your process requires failure archival.</w:t>
+        <w:t xml:space="preserve">5. </w:t>
+      </w:r>
+      <w:r>
+        <w:t>Correct the likely cause before starting another run.</w:t>
       </w:r>
     </w:p>
     <w:p>
       <w:pPr>
-        <w:pStyle w:val="ListNumber"/>
+        <w:spacing w:before="0" w:after="120" w:line="240" w:lineRule="auto"/>
       </w:pPr>
       <w:r>
-        <w:rPr>
-          <w:b w:val="0"/>
-          <w:i w:val="0"/>
-        </w:rPr>
-        <w:t>Start a new run only after the likely cause has been checked or corrected.</w:t>
+        <w:t>If the desktop app reports a failure during One Click:</w:t>
       </w:r>
     </w:p>
     <w:p>
       <w:pPr>
-        <w:pStyle w:val="Heading2"/>
+        <w:ind w:left="0" w:hanging="230"/>
       </w:pPr>
       <w:r>
         <w:rPr>
-          <w:b w:val="0"/>
-          <w:i w:val="0"/>
+          <w:rFonts w:ascii="Aptos" w:hAnsi="Aptos"/>
+          <w:b/>
+          <w:color w:val="2B3E5D"/>
         </w:rPr>
-        <w:t>General Troubleshooting Rules</w:t>
+        <w:t xml:space="preserve">1. </w:t>
+      </w:r>
+      <w:r>
+        <w:t>Read the latest Activity Log entry.</w:t>
       </w:r>
     </w:p>
     <w:p>
       <w:pPr>
-        <w:pStyle w:val="ListBullet"/>
+        <w:ind w:left="0" w:hanging="230"/>
       </w:pPr>
       <w:r>
         <w:rPr>
-          <w:b w:val="0"/>
-          <w:i w:val="0"/>
+          <w:rFonts w:ascii="Aptos" w:hAnsi="Aptos"/>
+          <w:b/>
+          <w:color w:val="2B3E5D"/>
         </w:rPr>
-        <w:t>Do not bypass communication or reset failures.</w:t>
+        <w:t xml:space="preserve">2. </w:t>
+      </w:r>
+      <w:r>
+        <w:t>Determine whether the failure is in firmware upload, fixture start, live run status, LED wait, or export.</w:t>
       </w:r>
     </w:p>
     <w:p>
       <w:pPr>
-        <w:pStyle w:val="ListBullet"/>
+        <w:ind w:left="0" w:hanging="230"/>
       </w:pPr>
       <w:r>
         <w:rPr>
-          <w:b w:val="0"/>
-          <w:i w:val="0"/>
+          <w:rFonts w:ascii="Aptos" w:hAnsi="Aptos"/>
+          <w:b/>
+          <w:color w:val="2B3E5D"/>
         </w:rPr>
-        <w:t>Do not repeatedly rerun the same failing unit without checking setup, wiring, or firmware.</w:t>
+        <w:t xml:space="preserve">3. </w:t>
+      </w:r>
+      <w:r>
+        <w:t>Correct that issue before restarting One Click.</w:t>
       </w:r>
     </w:p>
     <w:p>
       <w:pPr>
-        <w:pStyle w:val="ListBullet"/>
+        <w:pStyle w:val="Heading1"/>
+        <w:spacing w:before="240" w:after="120"/>
       </w:pPr>
       <w:r>
-        <w:rPr>
-          <w:b w:val="0"/>
-          <w:i w:val="0"/>
-        </w:rPr>
-        <w:t>If the same failure repeats on multiple units, suspect the fixture, wiring, or station setup before suspecting every DUT.</w:t>
+        <w:t>General Rules</w:t>
       </w:r>
     </w:p>
     <w:p>
@@ -239,115 +263,113 @@
         <w:pStyle w:val="ListBullet"/>
       </w:pPr>
       <w:r>
-        <w:rPr>
-          <w:b w:val="0"/>
-          <w:i w:val="0"/>
-        </w:rPr>
-        <w:t>If a failure cannot be corrected with normal operator checks, escalate to maintenance or engineering.</w:t>
+        <w:t>Do not bypass communication, reset, or fault-check failures.</w:t>
       </w:r>
     </w:p>
     <w:p>
       <w:pPr>
-        <w:pStyle w:val="Heading2"/>
+        <w:pStyle w:val="ListBullet"/>
       </w:pPr>
       <w:r>
-        <w:rPr>
-          <w:b w:val="0"/>
-          <w:i w:val="0"/>
-        </w:rPr>
-        <w:t>Quick Reference By Error Family</w:t>
+        <w:t>Do not rerun the same failing setup repeatedly without checking the station.</w:t>
+      </w:r>
+    </w:p>
+    <w:p>
+      <w:pPr>
+        <w:pStyle w:val="ListBullet"/>
+      </w:pPr>
+      <w:r>
+        <w:t>If the same failure appears on multiple boards, suspect the station before the DUT.</w:t>
+      </w:r>
+    </w:p>
+    <w:p>
+      <w:pPr>
+        <w:pStyle w:val="ListBullet"/>
+      </w:pPr>
+      <w:r>
+        <w:t>If the desktop app and fixture disagree about the state of the run, trust the fixture screen first, then export and inspect the CSV.</w:t>
+      </w:r>
+    </w:p>
+    <w:p>
+      <w:pPr>
+        <w:pStyle w:val="Heading1"/>
+        <w:spacing w:before="240" w:after="120"/>
+      </w:pPr>
+      <w:r>
+        <w:t>Quick Symptom Guide</w:t>
       </w:r>
     </w:p>
     <w:tbl>
       <w:tblPr>
         <w:tblStyle w:val="TableGrid"/>
         <w:tblW w:type="auto" w:w="0"/>
+        <w:jc w:val="center"/>
+        <w:tblLayout w:type="autofit"/>
         <w:tblLook w:firstColumn="1" w:firstRow="1" w:lastColumn="0" w:lastRow="0" w:noHBand="0" w:noVBand="1" w:val="04A0"/>
       </w:tblPr>
       <w:tblGrid>
-        <w:gridCol w:w="2520"/>
-        <w:gridCol w:w="2520"/>
-        <w:gridCol w:w="2520"/>
-        <w:gridCol w:w="2520"/>
+        <w:gridCol w:w="3264"/>
+        <w:gridCol w:w="3264"/>
+        <w:gridCol w:w="3264"/>
       </w:tblGrid>
       <w:tr>
         <w:tc>
           <w:tcPr>
-            <w:tcW w:type="dxa" w:w="2520"/>
-            <w:shd w:fill="D9EAF7"/>
+            <w:tcW w:type="dxa" w:w="3264"/>
+            <w:vAlign w:val="center"/>
+            <w:shd w:fill="0F264A"/>
           </w:tcPr>
           <w:p>
+            <w:pPr>
+              <w:spacing w:before="0" w:after="0"/>
+              <w:jc w:val="left"/>
+            </w:pPr>
             <w:r>
               <w:rPr>
                 <w:b/>
+                <w:color w:val="FFFFFF"/>
               </w:rPr>
-            </w:r>
-            <w:r>
-              <w:rPr>
-                <w:b/>
-                <w:i w:val="0"/>
-              </w:rPr>
-              <w:t>Error Family</w:t>
+              <w:t>Symptom</w:t>
             </w:r>
           </w:p>
         </w:tc>
         <w:tc>
           <w:tcPr>
-            <w:tcW w:type="dxa" w:w="2520"/>
-            <w:shd w:fill="D9EAF7"/>
+            <w:tcW w:type="dxa" w:w="3264"/>
+            <w:vAlign w:val="center"/>
+            <w:shd w:fill="0F264A"/>
           </w:tcPr>
           <w:p>
+            <w:pPr>
+              <w:spacing w:before="0" w:after="0"/>
+              <w:jc w:val="left"/>
+            </w:pPr>
             <w:r>
               <w:rPr>
                 <w:b/>
+                <w:color w:val="FFFFFF"/>
               </w:rPr>
-            </w:r>
-            <w:r>
-              <w:rPr>
-                <w:b/>
-                <w:i w:val="0"/>
-              </w:rPr>
-              <w:t>Stage</w:t>
+              <w:t>Likely Area</w:t>
             </w:r>
           </w:p>
         </w:tc>
         <w:tc>
           <w:tcPr>
-            <w:tcW w:type="dxa" w:w="2520"/>
-            <w:shd w:fill="D9EAF7"/>
+            <w:tcW w:type="dxa" w:w="3264"/>
+            <w:vAlign w:val="center"/>
+            <w:shd w:fill="0F264A"/>
           </w:tcPr>
           <w:p>
+            <w:pPr>
+              <w:spacing w:before="0" w:after="0"/>
+              <w:jc w:val="left"/>
+            </w:pPr>
             <w:r>
               <w:rPr>
                 <w:b/>
+                <w:color w:val="FFFFFF"/>
               </w:rPr>
-            </w:r>
-            <w:r>
-              <w:rPr>
-                <w:b/>
-                <w:i w:val="0"/>
-              </w:rPr>
-              <w:t>Common Meaning</w:t>
-            </w:r>
-          </w:p>
-        </w:tc>
-        <w:tc>
-          <w:tcPr>
-            <w:tcW w:type="dxa" w:w="2520"/>
-            <w:shd w:fill="D9EAF7"/>
-          </w:tcPr>
-          <w:p>
-            <w:r>
-              <w:rPr>
-                <w:b/>
-              </w:rPr>
-            </w:r>
-            <w:r>
-              <w:rPr>
-                <w:b/>
-                <w:i w:val="0"/>
-              </w:rPr>
-              <w:t>First Operator Checks</w:t>
+              <w:t>First Checks</w:t>
             </w:r>
           </w:p>
         </w:tc>
@@ -355,63 +377,49 @@
       <w:tr>
         <w:tc>
           <w:tcPr>
-            <w:tcW w:type="dxa" w:w="2520"/>
+            <w:tcW w:type="dxa" w:w="3264"/>
+            <w:vAlign w:val="center"/>
+            <w:shd w:fill="F5F8FC"/>
           </w:tcPr>
           <w:p>
-            <w:r/>
+            <w:pPr>
+              <w:spacing w:before="0" w:after="0"/>
+              <w:jc w:val="left"/>
+            </w:pPr>
             <w:r>
-              <w:rPr>
-                <w:rFonts w:ascii="Consolas" w:hAnsi="Consolas"/>
-                <w:b w:val="0"/>
-                <w:i w:val="0"/>
-                <w:sz w:val="20"/>
-              </w:rPr>
-              <w:t>0x01xx</w:t>
+              <w:t>No fixture COM port appears</w:t>
             </w:r>
           </w:p>
         </w:tc>
         <w:tc>
           <w:tcPr>
-            <w:tcW w:type="dxa" w:w="2520"/>
+            <w:tcW w:type="dxa" w:w="3264"/>
+            <w:vAlign w:val="center"/>
+            <w:shd w:fill="F5F8FC"/>
           </w:tcPr>
           <w:p>
-            <w:r/>
+            <w:pPr>
+              <w:spacing w:before="0" w:after="0"/>
+              <w:jc w:val="left"/>
+            </w:pPr>
             <w:r>
-              <w:rPr>
-                <w:b w:val="0"/>
-                <w:i w:val="0"/>
-              </w:rPr>
-              <w:t>Communication</w:t>
+              <w:t>PC connection / ST-LINK</w:t>
             </w:r>
           </w:p>
         </w:tc>
         <w:tc>
           <w:tcPr>
-            <w:tcW w:type="dxa" w:w="2520"/>
+            <w:tcW w:type="dxa" w:w="3264"/>
+            <w:vAlign w:val="center"/>
+            <w:shd w:fill="F5F8FC"/>
           </w:tcPr>
           <w:p>
-            <w:r/>
+            <w:pPr>
+              <w:spacing w:before="0" w:after="0"/>
+              <w:jc w:val="left"/>
+            </w:pPr>
             <w:r>
-              <w:rPr>
-                <w:b w:val="0"/>
-                <w:i w:val="0"/>
-              </w:rPr>
-              <w:t>No response or invalid handshake reply</w:t>
-            </w:r>
-          </w:p>
-        </w:tc>
-        <w:tc>
-          <w:tcPr>
-            <w:tcW w:type="dxa" w:w="2520"/>
-          </w:tcPr>
-          <w:p>
-            <w:r/>
-            <w:r>
-              <w:rPr>
-                <w:b w:val="0"/>
-                <w:i w:val="0"/>
-              </w:rPr>
-              <w:t>Check STM32 to ESP32 communication path, power, firmware, and cable connection</w:t>
+              <w:t>Check USB cable, ST-LINK connection, Device Manager, and correct fixture port</w:t>
             </w:r>
           </w:p>
         </w:tc>
@@ -419,63 +427,46 @@
       <w:tr>
         <w:tc>
           <w:tcPr>
-            <w:tcW w:type="dxa" w:w="2520"/>
+            <w:tcW w:type="dxa" w:w="3264"/>
+            <w:vAlign w:val="center"/>
           </w:tcPr>
           <w:p>
-            <w:r/>
+            <w:pPr>
+              <w:spacing w:before="0" w:after="0"/>
+              <w:jc w:val="left"/>
+            </w:pPr>
             <w:r>
-              <w:rPr>
-                <w:rFonts w:ascii="Consolas" w:hAnsi="Consolas"/>
-                <w:b w:val="0"/>
-                <w:i w:val="0"/>
-                <w:sz w:val="20"/>
-              </w:rPr>
-              <w:t>0x02xx</w:t>
+              <w:t>Programmer not detected</w:t>
             </w:r>
           </w:p>
         </w:tc>
         <w:tc>
           <w:tcPr>
-            <w:tcW w:type="dxa" w:w="2520"/>
+            <w:tcW w:type="dxa" w:w="3264"/>
+            <w:vAlign w:val="center"/>
           </w:tcPr>
           <w:p>
-            <w:r/>
+            <w:pPr>
+              <w:spacing w:before="0" w:after="0"/>
+              <w:jc w:val="left"/>
+            </w:pPr>
             <w:r>
-              <w:rPr>
-                <w:b w:val="0"/>
-                <w:i w:val="0"/>
-              </w:rPr>
-              <w:t>MCU Reset</w:t>
+              <w:t>Programmer path</w:t>
             </w:r>
           </w:p>
         </w:tc>
         <w:tc>
           <w:tcPr>
-            <w:tcW w:type="dxa" w:w="2520"/>
+            <w:tcW w:type="dxa" w:w="3264"/>
+            <w:vAlign w:val="center"/>
           </w:tcPr>
           <w:p>
-            <w:r/>
+            <w:pPr>
+              <w:spacing w:before="0" w:after="0"/>
+              <w:jc w:val="left"/>
+            </w:pPr>
             <w:r>
-              <w:rPr>
-                <w:b w:val="0"/>
-                <w:i w:val="0"/>
-              </w:rPr>
-              <w:t>Reset path or reconnect failure</w:t>
-            </w:r>
-          </w:p>
-        </w:tc>
-        <w:tc>
-          <w:tcPr>
-            <w:tcW w:type="dxa" w:w="2520"/>
-          </w:tcPr>
-          <w:p>
-            <w:r/>
-            <w:r>
-              <w:rPr>
-                <w:b w:val="0"/>
-                <w:i w:val="0"/>
-              </w:rPr>
-              <w:t>Check reset wiring, reset path integrity, and ESP32 boot behavior</w:t>
+              <w:t>Check programmer cable, USB connection, and that only the intended programmer is attached</w:t>
             </w:r>
           </w:p>
         </w:tc>
@@ -483,63 +474,49 @@
       <w:tr>
         <w:tc>
           <w:tcPr>
-            <w:tcW w:type="dxa" w:w="2520"/>
+            <w:tcW w:type="dxa" w:w="3264"/>
+            <w:vAlign w:val="center"/>
+            <w:shd w:fill="F5F8FC"/>
           </w:tcPr>
           <w:p>
-            <w:r/>
+            <w:pPr>
+              <w:spacing w:before="0" w:after="0"/>
+              <w:jc w:val="left"/>
+            </w:pPr>
             <w:r>
-              <w:rPr>
-                <w:rFonts w:ascii="Consolas" w:hAnsi="Consolas"/>
-                <w:b w:val="0"/>
-                <w:i w:val="0"/>
-                <w:sz w:val="20"/>
-              </w:rPr>
-              <w:t>0x03xx</w:t>
+              <w:t>One Click will not start</w:t>
             </w:r>
           </w:p>
         </w:tc>
         <w:tc>
           <w:tcPr>
-            <w:tcW w:type="dxa" w:w="2520"/>
+            <w:tcW w:type="dxa" w:w="3264"/>
+            <w:vAlign w:val="center"/>
+            <w:shd w:fill="F5F8FC"/>
           </w:tcPr>
           <w:p>
-            <w:r/>
+            <w:pPr>
+              <w:spacing w:before="0" w:after="0"/>
+              <w:jc w:val="left"/>
+            </w:pPr>
             <w:r>
-              <w:rPr>
-                <w:b w:val="0"/>
-                <w:i w:val="0"/>
-              </w:rPr>
-              <w:t>Fault Check</w:t>
+              <w:t>App readiness</w:t>
             </w:r>
           </w:p>
         </w:tc>
         <w:tc>
           <w:tcPr>
-            <w:tcW w:type="dxa" w:w="2520"/>
+            <w:tcW w:type="dxa" w:w="3264"/>
+            <w:vAlign w:val="center"/>
+            <w:shd w:fill="F5F8FC"/>
           </w:tcPr>
           <w:p>
-            <w:r/>
+            <w:pPr>
+              <w:spacing w:before="0" w:after="0"/>
+              <w:jc w:val="left"/>
+            </w:pPr>
             <w:r>
-              <w:rPr>
-                <w:b w:val="0"/>
-                <w:i w:val="0"/>
-              </w:rPr>
-              <w:t>Fault pulse or acknowledgment failure</w:t>
-            </w:r>
-          </w:p>
-        </w:tc>
-        <w:tc>
-          <w:tcPr>
-            <w:tcW w:type="dxa" w:w="2520"/>
-          </w:tcPr>
-          <w:p>
-            <w:r/>
-            <w:r>
-              <w:rPr>
-                <w:b w:val="0"/>
-                <w:i w:val="0"/>
-              </w:rPr>
-              <w:t>Check fault line wiring and response path</w:t>
+              <w:t>Confirm fixture port detected, programmer detected, and no other One Click run is active</w:t>
             </w:r>
           </w:p>
         </w:tc>
@@ -547,63 +524,65 @@
       <w:tr>
         <w:tc>
           <w:tcPr>
-            <w:tcW w:type="dxa" w:w="2520"/>
+            <w:tcW w:type="dxa" w:w="3264"/>
+            <w:vAlign w:val="center"/>
           </w:tcPr>
           <w:p>
-            <w:r/>
+            <w:pPr>
+              <w:spacing w:before="0" w:after="0"/>
+              <w:jc w:val="left"/>
+            </w:pPr>
             <w:r>
-              <w:rPr>
-                <w:rFonts w:ascii="Consolas" w:hAnsi="Consolas"/>
-                <w:b w:val="0"/>
-                <w:i w:val="0"/>
-                <w:sz w:val="20"/>
-              </w:rPr>
-              <w:t>0x04xx</w:t>
+              <w:t>One Click stops at LEDs</w:t>
             </w:r>
           </w:p>
         </w:tc>
         <w:tc>
           <w:tcPr>
-            <w:tcW w:type="dxa" w:w="2520"/>
+            <w:tcW w:type="dxa" w:w="3264"/>
+            <w:vAlign w:val="center"/>
           </w:tcPr>
           <w:p>
-            <w:r/>
+            <w:pPr>
+              <w:spacing w:before="0" w:after="0"/>
+              <w:jc w:val="left"/>
+            </w:pPr>
             <w:r>
-              <w:rPr>
-                <w:b w:val="0"/>
-                <w:i w:val="0"/>
-              </w:rPr>
-              <w:t>Digital Inputs</w:t>
+              <w:t>Normal manual hold point</w:t>
             </w:r>
           </w:p>
         </w:tc>
         <w:tc>
           <w:tcPr>
-            <w:tcW w:type="dxa" w:w="2520"/>
+            <w:tcW w:type="dxa" w:w="3264"/>
+            <w:vAlign w:val="center"/>
           </w:tcPr>
           <w:p>
-            <w:r/>
+            <w:pPr>
+              <w:spacing w:before="0" w:after="0"/>
+              <w:jc w:val="left"/>
+            </w:pPr>
+            <w:r>
+              <w:t xml:space="preserve">Go to the fixture and press </w:t>
+            </w:r>
             <w:r>
               <w:rPr>
-                <w:b w:val="0"/>
-                <w:i w:val="0"/>
+                <w:rFonts w:ascii="Consolas" w:hAnsi="Consolas"/>
+                <w:sz w:val="19"/>
+                <w:shd w:fill="F3F4F6"/>
               </w:rPr>
-              <w:t>No response, bad transition, or bad reply</w:t>
+              <w:t>LED's GOOD</w:t>
             </w:r>
-          </w:p>
-        </w:tc>
-        <w:tc>
-          <w:tcPr>
-            <w:tcW w:type="dxa" w:w="2520"/>
-          </w:tcPr>
-          <w:p>
-            <w:r/>
+            <w:r>
+              <w:t xml:space="preserve"> or </w:t>
+            </w:r>
             <w:r>
               <w:rPr>
-                <w:b w:val="0"/>
-                <w:i w:val="0"/>
+                <w:rFonts w:ascii="Consolas" w:hAnsi="Consolas"/>
+                <w:sz w:val="19"/>
+                <w:shd w:fill="F3F4F6"/>
               </w:rPr>
-              <w:t>Check digital input wiring and correct board/channel setup</w:t>
+              <w:t>LED's BAD</w:t>
             </w:r>
           </w:p>
         </w:tc>
@@ -611,63 +590,68 @@
       <w:tr>
         <w:tc>
           <w:tcPr>
-            <w:tcW w:type="dxa" w:w="2520"/>
+            <w:tcW w:type="dxa" w:w="3264"/>
+            <w:vAlign w:val="center"/>
+            <w:shd w:fill="F5F8FC"/>
           </w:tcPr>
           <w:p>
-            <w:r/>
+            <w:pPr>
+              <w:spacing w:before="0" w:after="0"/>
+              <w:jc w:val="left"/>
+            </w:pPr>
             <w:r>
-              <w:rPr>
-                <w:rFonts w:ascii="Consolas" w:hAnsi="Consolas"/>
-                <w:b w:val="0"/>
-                <w:i w:val="0"/>
-                <w:sz w:val="20"/>
-              </w:rPr>
-              <w:t>0x05xx</w:t>
+              <w:t>Export says not ready</w:t>
             </w:r>
           </w:p>
         </w:tc>
         <w:tc>
           <w:tcPr>
-            <w:tcW w:type="dxa" w:w="2520"/>
+            <w:tcW w:type="dxa" w:w="3264"/>
+            <w:vAlign w:val="center"/>
+            <w:shd w:fill="F5F8FC"/>
           </w:tcPr>
           <w:p>
-            <w:r/>
+            <w:pPr>
+              <w:spacing w:before="0" w:after="0"/>
+              <w:jc w:val="left"/>
+            </w:pPr>
             <w:r>
-              <w:rPr>
-                <w:b w:val="0"/>
-                <w:i w:val="0"/>
-              </w:rPr>
-              <w:t>Analog Inputs</w:t>
+              <w:t>Run still active</w:t>
             </w:r>
           </w:p>
         </w:tc>
         <w:tc>
           <w:tcPr>
-            <w:tcW w:type="dxa" w:w="2520"/>
+            <w:tcW w:type="dxa" w:w="3264"/>
+            <w:vAlign w:val="center"/>
+            <w:shd w:fill="F5F8FC"/>
           </w:tcPr>
           <w:p>
-            <w:r/>
+            <w:pPr>
+              <w:spacing w:before="0" w:after="0"/>
+              <w:jc w:val="left"/>
+            </w:pPr>
+            <w:r>
+              <w:t xml:space="preserve">Confirm the fixture has reached </w:t>
+            </w:r>
             <w:r>
               <w:rPr>
-                <w:b w:val="0"/>
-                <w:i w:val="0"/>
+                <w:rFonts w:ascii="Consolas" w:hAnsi="Consolas"/>
+                <w:sz w:val="19"/>
+                <w:shd w:fill="F3F4F6"/>
               </w:rPr>
-              <w:t>No reply, bad reply, or out-of-range measurement</w:t>
+              <w:t>Test_Complete_Screen</w:t>
             </w:r>
-          </w:p>
-        </w:tc>
-        <w:tc>
-          <w:tcPr>
-            <w:tcW w:type="dxa" w:w="2520"/>
-          </w:tcPr>
-          <w:p>
-            <w:r/>
+            <w:r>
+              <w:t xml:space="preserve"> or </w:t>
+            </w:r>
             <w:r>
               <w:rPr>
-                <w:b w:val="0"/>
-                <w:i w:val="0"/>
+                <w:rFonts w:ascii="Consolas" w:hAnsi="Consolas"/>
+                <w:sz w:val="19"/>
+                <w:shd w:fill="F3F4F6"/>
               </w:rPr>
-              <w:t>Check analog wiring, scaling, and channel routing</w:t>
+              <w:t>Fault_Screen</w:t>
             </w:r>
           </w:p>
         </w:tc>
@@ -675,63 +659,57 @@
       <w:tr>
         <w:tc>
           <w:tcPr>
-            <w:tcW w:type="dxa" w:w="2520"/>
+            <w:tcW w:type="dxa" w:w="3264"/>
+            <w:vAlign w:val="center"/>
           </w:tcPr>
           <w:p>
-            <w:r/>
+            <w:pPr>
+              <w:spacing w:before="0" w:after="0"/>
+              <w:jc w:val="left"/>
+            </w:pPr>
             <w:r>
-              <w:rPr>
-                <w:rFonts w:ascii="Consolas" w:hAnsi="Consolas"/>
-                <w:b w:val="0"/>
-                <w:i w:val="0"/>
-                <w:sz w:val="20"/>
-              </w:rPr>
-              <w:t>0x06xx</w:t>
+              <w:t>Export says already exported</w:t>
             </w:r>
           </w:p>
         </w:tc>
         <w:tc>
           <w:tcPr>
-            <w:tcW w:type="dxa" w:w="2520"/>
+            <w:tcW w:type="dxa" w:w="3264"/>
+            <w:vAlign w:val="center"/>
           </w:tcPr>
           <w:p>
-            <w:r/>
+            <w:pPr>
+              <w:spacing w:before="0" w:after="0"/>
+              <w:jc w:val="left"/>
+            </w:pPr>
             <w:r>
-              <w:rPr>
-                <w:b w:val="0"/>
-                <w:i w:val="0"/>
-              </w:rPr>
-              <w:t>Outputs</w:t>
+              <w:t>Report state</w:t>
             </w:r>
           </w:p>
         </w:tc>
         <w:tc>
           <w:tcPr>
-            <w:tcW w:type="dxa" w:w="2520"/>
+            <w:tcW w:type="dxa" w:w="3264"/>
+            <w:vAlign w:val="center"/>
           </w:tcPr>
           <w:p>
-            <w:r/>
+            <w:pPr>
+              <w:spacing w:before="0" w:after="0"/>
+              <w:jc w:val="left"/>
+            </w:pPr>
+            <w:r>
+              <w:t xml:space="preserve">Check </w:t>
+            </w:r>
             <w:r>
               <w:rPr>
-                <w:b w:val="0"/>
-                <w:i w:val="0"/>
+                <w:rFonts w:ascii="Consolas" w:hAnsi="Consolas"/>
+                <w:sz w:val="19"/>
+                <w:shd w:fill="F3F4F6"/>
               </w:rPr>
-              <w:t>Relay acknowledgment or relay state mismatch</w:t>
+              <w:t>File Explorer</w:t>
             </w:r>
-          </w:p>
-        </w:tc>
-        <w:tc>
-          <w:tcPr>
-            <w:tcW w:type="dxa" w:w="2520"/>
-          </w:tcPr>
-          <w:p>
-            <w:r/>
             <w:r>
-              <w:rPr>
-                <w:b w:val="0"/>
-                <w:i w:val="0"/>
-              </w:rPr>
-              <w:t>Check relay wiring, readback polarity, and output response</w:t>
+              <w:t xml:space="preserve"> for the existing CSV</w:t>
             </w:r>
           </w:p>
         </w:tc>
@@ -739,143 +717,638 @@
       <w:tr>
         <w:tc>
           <w:tcPr>
-            <w:tcW w:type="dxa" w:w="2520"/>
+            <w:tcW w:type="dxa" w:w="3264"/>
+            <w:vAlign w:val="center"/>
+            <w:shd w:fill="F5F8FC"/>
           </w:tcPr>
           <w:p>
-            <w:r/>
+            <w:pPr>
+              <w:spacing w:before="0" w:after="0"/>
+              <w:jc w:val="left"/>
+            </w:pPr>
             <w:r>
-              <w:rPr>
-                <w:rFonts w:ascii="Consolas" w:hAnsi="Consolas"/>
-                <w:b w:val="0"/>
-                <w:i w:val="0"/>
-                <w:sz w:val="20"/>
-              </w:rPr>
-              <w:t>0x07xx</w:t>
+              <w:t>Repeated relay failures</w:t>
             </w:r>
           </w:p>
         </w:tc>
         <w:tc>
           <w:tcPr>
-            <w:tcW w:type="dxa" w:w="2520"/>
+            <w:tcW w:type="dxa" w:w="3264"/>
+            <w:vAlign w:val="center"/>
+            <w:shd w:fill="F5F8FC"/>
           </w:tcPr>
           <w:p>
-            <w:r/>
+            <w:pPr>
+              <w:spacing w:before="0" w:after="0"/>
+              <w:jc w:val="left"/>
+            </w:pPr>
             <w:r>
-              <w:rPr>
-                <w:b w:val="0"/>
-                <w:i w:val="0"/>
-              </w:rPr>
-              <w:t>Buttons / LEDs</w:t>
+              <w:t>Output hardware or readback</w:t>
             </w:r>
           </w:p>
         </w:tc>
         <w:tc>
           <w:tcPr>
-            <w:tcW w:type="dxa" w:w="2520"/>
+            <w:tcW w:type="dxa" w:w="3264"/>
+            <w:vAlign w:val="center"/>
+            <w:shd w:fill="F5F8FC"/>
           </w:tcPr>
           <w:p>
-            <w:r/>
+            <w:pPr>
+              <w:spacing w:before="0" w:after="0"/>
+              <w:jc w:val="left"/>
+            </w:pPr>
             <w:r>
-              <w:rPr>
-                <w:b w:val="0"/>
-                <w:i w:val="0"/>
-              </w:rPr>
-              <w:t>Button timeout, bad reply, no reply, or LED reject</w:t>
+              <w:t>Check relay wiring, contact readback, and relay board behavior</w:t>
+            </w:r>
+          </w:p>
+        </w:tc>
+      </w:tr>
+      <w:tr>
+        <w:tc>
+          <w:tcPr>
+            <w:tcW w:type="dxa" w:w="3264"/>
+            <w:vAlign w:val="center"/>
+          </w:tcPr>
+          <w:p>
+            <w:pPr>
+              <w:spacing w:before="0" w:after="0"/>
+              <w:jc w:val="left"/>
+            </w:pPr>
+            <w:r>
+              <w:t>Button or LED state mismatch</w:t>
             </w:r>
           </w:p>
         </w:tc>
         <w:tc>
           <w:tcPr>
-            <w:tcW w:type="dxa" w:w="2520"/>
+            <w:tcW w:type="dxa" w:w="3264"/>
+            <w:vAlign w:val="center"/>
           </w:tcPr>
           <w:p>
-            <w:r/>
+            <w:pPr>
+              <w:spacing w:before="0" w:after="0"/>
+              <w:jc w:val="left"/>
+            </w:pPr>
             <w:r>
-              <w:rPr>
-                <w:b w:val="0"/>
-                <w:i w:val="0"/>
-              </w:rPr>
-              <w:t>Check operator action, button wiring, LED behavior, and firmware</w:t>
+              <w:t>Button/LED interface</w:t>
+            </w:r>
+          </w:p>
+        </w:tc>
+        <w:tc>
+          <w:tcPr>
+            <w:tcW w:type="dxa" w:w="3264"/>
+            <w:vAlign w:val="center"/>
+          </w:tcPr>
+          <w:p>
+            <w:pPr>
+              <w:spacing w:before="0" w:after="0"/>
+              <w:jc w:val="left"/>
+            </w:pPr>
+            <w:r>
+              <w:t>Check Q3 inputs, button wiring, and LED hardware</w:t>
             </w:r>
           </w:p>
         </w:tc>
       </w:tr>
     </w:tbl>
+    <w:p/>
     <w:p>
       <w:pPr>
-        <w:pStyle w:val="Heading2"/>
+        <w:pStyle w:val="Heading1"/>
+        <w:spacing w:before="240" w:after="120"/>
       </w:pPr>
       <w:r>
-        <w:rPr>
-          <w:b w:val="0"/>
-          <w:i w:val="0"/>
-        </w:rPr>
-        <w:t>Action Guide By Failure Type</w:t>
+        <w:t>Fixture Stage Failures</w:t>
       </w:r>
     </w:p>
     <w:p>
       <w:pPr>
-        <w:pStyle w:val="Heading3"/>
+        <w:pStyle w:val="Heading1"/>
+        <w:spacing w:before="240" w:after="120"/>
       </w:pPr>
       <w:r>
-        <w:rPr>
-          <w:b w:val="0"/>
-          <w:i w:val="0"/>
-        </w:rPr>
-        <w:t>Communication Failures (</w:t>
+        <w:t>Communication Failures ( 0x0101 , 0x0102 )</w:t>
+      </w:r>
+    </w:p>
+    <w:p>
+      <w:pPr>
+        <w:spacing w:before="0" w:after="120" w:line="240" w:lineRule="auto"/>
+      </w:pPr>
+      <w:r>
+        <w:t>Meaning:</w:t>
+      </w:r>
+    </w:p>
+    <w:p>
+      <w:pPr>
+        <w:pStyle w:val="ListBullet"/>
+      </w:pPr>
+      <w:r>
+        <w:t xml:space="preserve">The fixture did not receive the expected </w:t>
       </w:r>
       <w:r>
         <w:rPr>
           <w:rFonts w:ascii="Consolas" w:hAnsi="Consolas"/>
-          <w:b w:val="0"/>
-          <w:i w:val="0"/>
-          <w:sz w:val="20"/>
+          <w:sz w:val="19"/>
+          <w:shd w:fill="F3F4F6"/>
         </w:rPr>
-        <w:t>0x0101</w:t>
+        <w:t>PONG</w:t>
+      </w:r>
+    </w:p>
+    <w:p>
+      <w:pPr>
+        <w:pStyle w:val="ListBullet"/>
+      </w:pPr>
+      <w:r>
+        <w:t>Or it received the wrong reply</w:t>
+      </w:r>
+    </w:p>
+    <w:p>
+      <w:pPr>
+        <w:spacing w:before="0" w:after="120" w:line="240" w:lineRule="auto"/>
+      </w:pPr>
+      <w:r>
+        <w:t>First checks:</w:t>
+      </w:r>
+    </w:p>
+    <w:p>
+      <w:pPr>
+        <w:ind w:left="0" w:hanging="230"/>
+      </w:pPr>
+      <w:r>
+        <w:rPr>
+          <w:rFonts w:ascii="Aptos" w:hAnsi="Aptos"/>
+          <w:b/>
+          <w:color w:val="2B3E5D"/>
+        </w:rPr>
+        <w:t xml:space="preserve">1. </w:t>
       </w:r>
       <w:r>
+        <w:t>Confirm the Rite-Hite Connect module is powered.</w:t>
+      </w:r>
+    </w:p>
+    <w:p>
+      <w:pPr>
+        <w:ind w:left="0" w:hanging="230"/>
+      </w:pPr>
+      <w:r>
         <w:rPr>
-          <w:b w:val="0"/>
-          <w:i w:val="0"/>
+          <w:rFonts w:ascii="Aptos" w:hAnsi="Aptos"/>
+          <w:b/>
+          <w:color w:val="2B3E5D"/>
         </w:rPr>
-        <w:t xml:space="preserve">, </w:t>
+        <w:t xml:space="preserve">2. </w:t>
+      </w:r>
+      <w:r>
+        <w:t>Confirm the correct ESP32 test firmware is loaded.</w:t>
+      </w:r>
+    </w:p>
+    <w:p>
+      <w:pPr>
+        <w:ind w:left="0" w:hanging="230"/>
+      </w:pPr>
+      <w:r>
+        <w:rPr>
+          <w:rFonts w:ascii="Aptos" w:hAnsi="Aptos"/>
+          <w:b/>
+          <w:color w:val="2B3E5D"/>
+        </w:rPr>
+        <w:t xml:space="preserve">3. </w:t>
+      </w:r>
+      <w:r>
+        <w:t>Check STM32 to ESP32 serial wiring.</w:t>
+      </w:r>
+    </w:p>
+    <w:p>
+      <w:pPr>
+        <w:ind w:left="0" w:hanging="230"/>
+      </w:pPr>
+      <w:r>
+        <w:rPr>
+          <w:rFonts w:ascii="Aptos" w:hAnsi="Aptos"/>
+          <w:b/>
+          <w:color w:val="2B3E5D"/>
+        </w:rPr>
+        <w:t xml:space="preserve">4. </w:t>
+      </w:r>
+      <w:r>
+        <w:t>Check for loose connectors.</w:t>
+      </w:r>
+    </w:p>
+    <w:p>
+      <w:pPr>
+        <w:spacing w:before="0" w:after="120" w:line="240" w:lineRule="auto"/>
+      </w:pPr>
+      <w:r>
+        <w:t>Escalate if:</w:t>
+      </w:r>
+    </w:p>
+    <w:p>
+      <w:pPr>
+        <w:pStyle w:val="ListBullet"/>
+      </w:pPr>
+      <w:r>
+        <w:t>The same fault repeats after power and wiring are confirmed.</w:t>
+      </w:r>
+    </w:p>
+    <w:p>
+      <w:pPr>
+        <w:pStyle w:val="Heading1"/>
+        <w:spacing w:before="240" w:after="120"/>
+      </w:pPr>
+      <w:r>
+        <w:t>MCU Reset Failures ( 0x0201 to 0x0203 )</w:t>
+      </w:r>
+    </w:p>
+    <w:p>
+      <w:pPr>
+        <w:spacing w:before="0" w:after="120" w:line="240" w:lineRule="auto"/>
+      </w:pPr>
+      <w:r>
+        <w:t>Meaning:</w:t>
+      </w:r>
+    </w:p>
+    <w:p>
+      <w:pPr>
+        <w:pStyle w:val="ListBullet"/>
+      </w:pPr>
+      <w:r>
+        <w:t>The reset pulse path failed</w:t>
+      </w:r>
+    </w:p>
+    <w:p>
+      <w:pPr>
+        <w:pStyle w:val="ListBullet"/>
+      </w:pPr>
+      <w:r>
+        <w:t>Or the target did not come back correctly after reset</w:t>
+      </w:r>
+    </w:p>
+    <w:p>
+      <w:pPr>
+        <w:spacing w:before="0" w:after="120" w:line="240" w:lineRule="auto"/>
+      </w:pPr>
+      <w:r>
+        <w:t>First checks:</w:t>
+      </w:r>
+    </w:p>
+    <w:p>
+      <w:pPr>
+        <w:ind w:left="0" w:hanging="230"/>
+      </w:pPr>
+      <w:r>
+        <w:rPr>
+          <w:rFonts w:ascii="Aptos" w:hAnsi="Aptos"/>
+          <w:b/>
+          <w:color w:val="2B3E5D"/>
+        </w:rPr>
+        <w:t xml:space="preserve">1. </w:t>
+      </w:r>
+      <w:r>
+        <w:t>Check the reset wiring and hardware path.</w:t>
+      </w:r>
+    </w:p>
+    <w:p>
+      <w:pPr>
+        <w:ind w:left="0" w:hanging="230"/>
+      </w:pPr>
+      <w:r>
+        <w:rPr>
+          <w:rFonts w:ascii="Aptos" w:hAnsi="Aptos"/>
+          <w:b/>
+          <w:color w:val="2B3E5D"/>
+        </w:rPr>
+        <w:t xml:space="preserve">2. </w:t>
+      </w:r>
+      <w:r>
+        <w:t>Confirm the target reboots normally.</w:t>
+      </w:r>
+    </w:p>
+    <w:p>
+      <w:pPr>
+        <w:ind w:left="0" w:hanging="230"/>
+      </w:pPr>
+      <w:r>
+        <w:rPr>
+          <w:rFonts w:ascii="Aptos" w:hAnsi="Aptos"/>
+          <w:b/>
+          <w:color w:val="2B3E5D"/>
+        </w:rPr>
+        <w:t xml:space="preserve">3. </w:t>
+      </w:r>
+      <w:r>
+        <w:t>Confirm the target returns the expected reply after reset.</w:t>
+      </w:r>
+    </w:p>
+    <w:p>
+      <w:pPr>
+        <w:spacing w:before="0" w:after="120" w:line="240" w:lineRule="auto"/>
+      </w:pPr>
+      <w:r>
+        <w:t>Escalate if:</w:t>
+      </w:r>
+    </w:p>
+    <w:p>
+      <w:pPr>
+        <w:pStyle w:val="ListBullet"/>
+      </w:pPr>
+      <w:r>
+        <w:t>Reset failures continue on known-good targets.</w:t>
+      </w:r>
+    </w:p>
+    <w:p>
+      <w:pPr>
+        <w:pStyle w:val="Heading1"/>
+        <w:spacing w:before="240" w:after="120"/>
+      </w:pPr>
+      <w:r>
+        <w:t>Fault Check Failures ( 0x0301 to 0x0303 )</w:t>
+      </w:r>
+    </w:p>
+    <w:p>
+      <w:pPr>
+        <w:spacing w:before="0" w:after="120" w:line="240" w:lineRule="auto"/>
+      </w:pPr>
+      <w:r>
+        <w:t>Meaning:</w:t>
+      </w:r>
+    </w:p>
+    <w:p>
+      <w:pPr>
+        <w:pStyle w:val="ListBullet"/>
+      </w:pPr>
+      <w:r>
+        <w:t>The fault pulse path or acknowledgment failed</w:t>
+      </w:r>
+    </w:p>
+    <w:p>
+      <w:pPr>
+        <w:spacing w:before="0" w:after="120" w:line="240" w:lineRule="auto"/>
+      </w:pPr>
+      <w:r>
+        <w:t>First checks:</w:t>
+      </w:r>
+    </w:p>
+    <w:p>
+      <w:pPr>
+        <w:ind w:left="0" w:hanging="230"/>
+      </w:pPr>
+      <w:r>
+        <w:rPr>
+          <w:rFonts w:ascii="Aptos" w:hAnsi="Aptos"/>
+          <w:b/>
+          <w:color w:val="2B3E5D"/>
+        </w:rPr>
+        <w:t xml:space="preserve">1. </w:t>
+      </w:r>
+      <w:r>
+        <w:t>Inspect the FAULT control path.</w:t>
+      </w:r>
+    </w:p>
+    <w:p>
+      <w:pPr>
+        <w:ind w:left="0" w:hanging="230"/>
+      </w:pPr>
+      <w:r>
+        <w:rPr>
+          <w:rFonts w:ascii="Aptos" w:hAnsi="Aptos"/>
+          <w:b/>
+          <w:color w:val="2B3E5D"/>
+        </w:rPr>
+        <w:t xml:space="preserve">2. </w:t>
+      </w:r>
+      <w:r>
+        <w:t>Verify wiring from the fixture to the target.</w:t>
+      </w:r>
+    </w:p>
+    <w:p>
+      <w:pPr>
+        <w:ind w:left="0" w:hanging="230"/>
+      </w:pPr>
+      <w:r>
+        <w:rPr>
+          <w:rFonts w:ascii="Aptos" w:hAnsi="Aptos"/>
+          <w:b/>
+          <w:color w:val="2B3E5D"/>
+        </w:rPr>
+        <w:t xml:space="preserve">3. </w:t>
+      </w:r>
+      <w:r>
+        <w:t>Confirm the target responds to the fault-check logic.</w:t>
+      </w:r>
+    </w:p>
+    <w:p>
+      <w:pPr>
+        <w:pStyle w:val="Heading1"/>
+        <w:spacing w:before="240" w:after="120"/>
+      </w:pPr>
+      <w:r>
+        <w:t>Digital Input Failures ( 0x0401 to 0x0403 )</w:t>
+      </w:r>
+    </w:p>
+    <w:p>
+      <w:pPr>
+        <w:spacing w:before="0" w:after="120" w:line="240" w:lineRule="auto"/>
+      </w:pPr>
+      <w:r>
+        <w:t>Meaning:</w:t>
+      </w:r>
+    </w:p>
+    <w:p>
+      <w:pPr>
+        <w:pStyle w:val="ListBullet"/>
+      </w:pPr>
+      <w:r>
+        <w:t>The target did not acknowledge the digital input test</w:t>
+      </w:r>
+    </w:p>
+    <w:p>
+      <w:pPr>
+        <w:pStyle w:val="ListBullet"/>
+      </w:pPr>
+      <w:r>
+        <w:t>Or it reported the wrong state transition</w:t>
+      </w:r>
+    </w:p>
+    <w:p>
+      <w:pPr>
+        <w:spacing w:before="0" w:after="120" w:line="240" w:lineRule="auto"/>
+      </w:pPr>
+      <w:r>
+        <w:t>First checks:</w:t>
+      </w:r>
+    </w:p>
+    <w:p>
+      <w:pPr>
+        <w:ind w:left="0" w:hanging="230"/>
+      </w:pPr>
+      <w:r>
+        <w:rPr>
+          <w:rFonts w:ascii="Aptos" w:hAnsi="Aptos"/>
+          <w:b/>
+          <w:color w:val="2B3E5D"/>
+        </w:rPr>
+        <w:t xml:space="preserve">1. </w:t>
+      </w:r>
+      <w:r>
+        <w:t>Check the digital input wiring.</w:t>
+      </w:r>
+    </w:p>
+    <w:p>
+      <w:pPr>
+        <w:ind w:left="0" w:hanging="230"/>
+      </w:pPr>
+      <w:r>
+        <w:rPr>
+          <w:rFonts w:ascii="Aptos" w:hAnsi="Aptos"/>
+          <w:b/>
+          <w:color w:val="2B3E5D"/>
+        </w:rPr>
+        <w:t xml:space="preserve">2. </w:t>
+      </w:r>
+      <w:r>
+        <w:t>Confirm the correct board or harness is attached.</w:t>
+      </w:r>
+    </w:p>
+    <w:p>
+      <w:pPr>
+        <w:ind w:left="0" w:hanging="230"/>
+      </w:pPr>
+      <w:r>
+        <w:rPr>
+          <w:rFonts w:ascii="Aptos" w:hAnsi="Aptos"/>
+          <w:b/>
+          <w:color w:val="2B3E5D"/>
+        </w:rPr>
+        <w:t xml:space="preserve">3. </w:t>
+      </w:r>
+      <w:r>
+        <w:t>Inspect the affected channel connection.</w:t>
+      </w:r>
+    </w:p>
+    <w:p>
+      <w:pPr>
+        <w:pStyle w:val="Heading1"/>
+        <w:spacing w:before="240" w:after="120"/>
+      </w:pPr>
+      <w:r>
+        <w:t>Analog Input Failures ( 0x0501 to 0x0503 )</w:t>
+      </w:r>
+    </w:p>
+    <w:p>
+      <w:pPr>
+        <w:spacing w:before="0" w:after="120" w:line="240" w:lineRule="auto"/>
+      </w:pPr>
+      <w:r>
+        <w:t>Meaning:</w:t>
+      </w:r>
+    </w:p>
+    <w:p>
+      <w:pPr>
+        <w:pStyle w:val="ListBullet"/>
+      </w:pPr>
+      <w:r>
+        <w:t>No analog reply</w:t>
+      </w:r>
+    </w:p>
+    <w:p>
+      <w:pPr>
+        <w:pStyle w:val="ListBullet"/>
+      </w:pPr>
+      <w:r>
+        <w:t>Invalid analog reply</w:t>
+      </w:r>
+    </w:p>
+    <w:p>
+      <w:pPr>
+        <w:pStyle w:val="ListBullet"/>
+      </w:pPr>
+      <w:r>
+        <w:t>Measured value outside tolerance</w:t>
+      </w:r>
+    </w:p>
+    <w:p>
+      <w:pPr>
+        <w:spacing w:before="0" w:after="120" w:line="240" w:lineRule="auto"/>
+      </w:pPr>
+      <w:r>
+        <w:t>First checks:</w:t>
+      </w:r>
+    </w:p>
+    <w:p>
+      <w:pPr>
+        <w:ind w:left="0" w:hanging="230"/>
+      </w:pPr>
+      <w:r>
+        <w:rPr>
+          <w:rFonts w:ascii="Aptos" w:hAnsi="Aptos"/>
+          <w:b/>
+          <w:color w:val="2B3E5D"/>
+        </w:rPr>
+        <w:t xml:space="preserve">1. </w:t>
+      </w:r>
+      <w:r>
+        <w:t>Check analog wiring and mux path.</w:t>
+      </w:r>
+    </w:p>
+    <w:p>
+      <w:pPr>
+        <w:ind w:left="0" w:hanging="230"/>
+      </w:pPr>
+      <w:r>
+        <w:rPr>
+          <w:rFonts w:ascii="Aptos" w:hAnsi="Aptos"/>
+          <w:b/>
+          <w:color w:val="2B3E5D"/>
+        </w:rPr>
+        <w:t xml:space="preserve">2. </w:t>
+      </w:r>
+      <w:r>
+        <w:t>Confirm the DAC and analog route are operating.</w:t>
+      </w:r>
+    </w:p>
+    <w:p>
+      <w:pPr>
+        <w:ind w:left="0" w:hanging="230"/>
+      </w:pPr>
+      <w:r>
+        <w:rPr>
+          <w:rFonts w:ascii="Aptos" w:hAnsi="Aptos"/>
+          <w:b/>
+          <w:color w:val="2B3E5D"/>
+        </w:rPr>
+        <w:t xml:space="preserve">3. </w:t>
+      </w:r>
+      <w:r>
+        <w:t xml:space="preserve">Compare the expected and actual reading shown on </w:t>
       </w:r>
       <w:r>
         <w:rPr>
           <w:rFonts w:ascii="Consolas" w:hAnsi="Consolas"/>
-          <w:b w:val="0"/>
-          <w:i w:val="0"/>
-          <w:sz w:val="20"/>
+          <w:sz w:val="19"/>
+          <w:shd w:fill="F3F4F6"/>
         </w:rPr>
-        <w:t>0x0102</w:t>
+        <w:t>Fault_Screen</w:t>
       </w:r>
       <w:r>
-        <w:rPr>
-          <w:b w:val="0"/>
-          <w:i w:val="0"/>
-        </w:rPr>
-        <w:t>)</w:t>
+        <w:t>.</w:t>
       </w:r>
     </w:p>
     <w:p>
+      <w:pPr>
+        <w:pStyle w:val="Heading1"/>
+        <w:spacing w:before="240" w:after="120"/>
+      </w:pPr>
       <w:r>
-        <w:rPr>
-          <w:b w:val="0"/>
-          <w:i w:val="0"/>
-        </w:rPr>
-        <w:t>Likely causes:</w:t>
+        <w:t>Output And Relay Failures ( 0x0601 to 0x0603 )</w:t>
       </w:r>
     </w:p>
     <w:p>
       <w:pPr>
-        <w:pStyle w:val="ListBullet"/>
+        <w:spacing w:before="0" w:after="120" w:line="240" w:lineRule="auto"/>
       </w:pPr>
       <w:r>
-        <w:rPr>
-          <w:b w:val="0"/>
-          <w:i w:val="0"/>
-        </w:rPr>
-        <w:t>ESP32 not powered</w:t>
+        <w:t>Meaning:</w:t>
       </w:r>
     </w:p>
     <w:p>
@@ -883,11 +1356,7 @@
         <w:pStyle w:val="ListBullet"/>
       </w:pPr>
       <w:r>
-        <w:rPr>
-          <w:b w:val="0"/>
-          <w:i w:val="0"/>
-        </w:rPr>
-        <w:t>wrong ESP32 firmware</w:t>
+        <w:t>Relay command acknowledgment failed</w:t>
       </w:r>
     </w:p>
     <w:p>
@@ -895,190 +1364,256 @@
         <w:pStyle w:val="ListBullet"/>
       </w:pPr>
       <w:r>
-        <w:rPr>
-          <w:b w:val="0"/>
-          <w:i w:val="0"/>
-        </w:rPr>
-        <w:t>UART connection issue</w:t>
+        <w:t>Or relay NO/NC readback did not match expectation</w:t>
       </w:r>
     </w:p>
     <w:p>
       <w:pPr>
-        <w:pStyle w:val="ListBullet"/>
+        <w:spacing w:before="0" w:after="120" w:line="240" w:lineRule="auto"/>
       </w:pPr>
       <w:r>
-        <w:rPr>
-          <w:b w:val="0"/>
-          <w:i w:val="0"/>
-        </w:rPr>
-        <w:t>loose or incorrect cable</w:t>
+        <w:t>Important note:</w:t>
       </w:r>
     </w:p>
     <w:p>
+      <w:pPr>
+        <w:pStyle w:val="ListBullet"/>
+      </w:pPr>
       <w:r>
-        <w:rPr>
-          <w:b w:val="0"/>
-          <w:i w:val="0"/>
-        </w:rPr>
-        <w:t>Operator actions:</w:t>
+        <w:t>In the current revision, Digital Output 1 and Digital Output 2 are temporary auto-pass rows.</w:t>
       </w:r>
     </w:p>
     <w:p>
       <w:pPr>
-        <w:pStyle w:val="ListNumber"/>
+        <w:pStyle w:val="ListBullet"/>
       </w:pPr>
       <w:r>
-        <w:rPr>
-          <w:b w:val="0"/>
-          <w:i w:val="0"/>
-        </w:rPr>
-        <w:t>Verify the ESP32 is powered.</w:t>
+        <w:t>Real failures in this stage are normally relay failures.</w:t>
       </w:r>
     </w:p>
     <w:p>
       <w:pPr>
-        <w:pStyle w:val="ListNumber"/>
+        <w:spacing w:before="0" w:after="120" w:line="240" w:lineRule="auto"/>
       </w:pPr>
       <w:r>
-        <w:rPr>
-          <w:b w:val="0"/>
-          <w:i w:val="0"/>
-        </w:rPr>
-        <w:t>Verify the correct EOL firmware is loaded.</w:t>
+        <w:t>First checks:</w:t>
       </w:r>
     </w:p>
     <w:p>
       <w:pPr>
-        <w:pStyle w:val="ListNumber"/>
+        <w:ind w:left="0" w:hanging="230"/>
       </w:pPr>
       <w:r>
         <w:rPr>
-          <w:b w:val="0"/>
-          <w:i w:val="0"/>
+          <w:rFonts w:ascii="Aptos" w:hAnsi="Aptos"/>
+          <w:b/>
+          <w:color w:val="2B3E5D"/>
         </w:rPr>
-        <w:t>Check the STM32 to ESP32 wiring and cable connection.</w:t>
+        <w:t xml:space="preserve">1. </w:t>
+      </w:r>
+      <w:r>
+        <w:t>Check relay wiring.</w:t>
       </w:r>
     </w:p>
     <w:p>
       <w:pPr>
-        <w:pStyle w:val="ListNumber"/>
+        <w:ind w:left="0" w:hanging="230"/>
       </w:pPr>
       <w:r>
         <w:rPr>
-          <w:b w:val="0"/>
-          <w:i w:val="0"/>
+          <w:rFonts w:ascii="Aptos" w:hAnsi="Aptos"/>
+          <w:b/>
+          <w:color w:val="2B3E5D"/>
         </w:rPr>
-        <w:t>Rerun only after the communication path has been checked.</w:t>
+        <w:t xml:space="preserve">2. </w:t>
+      </w:r>
+      <w:r>
+        <w:t>Check K1 and K2 readback signals.</w:t>
       </w:r>
     </w:p>
     <w:p>
+      <w:pPr>
+        <w:ind w:left="0" w:hanging="230"/>
+      </w:pPr>
       <w:r>
         <w:rPr>
-          <w:b w:val="0"/>
-          <w:i w:val="0"/>
+          <w:rFonts w:ascii="Aptos" w:hAnsi="Aptos"/>
+          <w:b/>
+          <w:color w:val="2B3E5D"/>
         </w:rPr>
-        <w:t>Escalate when:</w:t>
+        <w:t xml:space="preserve">3. </w:t>
+      </w:r>
+      <w:r>
+        <w:t>Confirm contact polarity is correct.</w:t>
       </w:r>
     </w:p>
     <w:p>
       <w:pPr>
-        <w:pStyle w:val="ListBullet"/>
+        <w:pStyle w:val="Heading1"/>
+        <w:spacing w:before="240" w:after="120"/>
       </w:pPr>
       <w:r>
-        <w:rPr>
-          <w:b w:val="0"/>
-          <w:i w:val="0"/>
-        </w:rPr>
-        <w:t>communication still fails after wiring and firmware checks</w:t>
+        <w:t>Buttons And LED Failures ( 0x0701 to 0x0705 )</w:t>
       </w:r>
     </w:p>
     <w:p>
       <w:pPr>
-        <w:pStyle w:val="ListBullet"/>
+        <w:spacing w:before="0" w:after="120" w:line="240" w:lineRule="auto"/>
       </w:pPr>
       <w:r>
-        <w:rPr>
-          <w:b w:val="0"/>
-          <w:i w:val="0"/>
-        </w:rPr>
-        <w:t>multiple units fail at the same step</w:t>
+        <w:t>Meaning:</w:t>
       </w:r>
     </w:p>
     <w:p>
       <w:pPr>
-        <w:pStyle w:val="Heading3"/>
+        <w:pStyle w:val="ListBullet"/>
+      </w:pPr>
+      <w:r>
+        <w:t>No reply, invalid reply, timeout, operator reject, or state mismatch during the Buttons / LEDs stage</w:t>
+      </w:r>
+    </w:p>
+    <w:p>
+      <w:pPr>
+        <w:spacing w:before="0" w:after="120" w:line="240" w:lineRule="auto"/>
+      </w:pPr>
+      <w:r>
+        <w:t>Important note:</w:t>
+      </w:r>
+    </w:p>
+    <w:p>
+      <w:pPr>
+        <w:pStyle w:val="ListBullet"/>
+      </w:pPr>
+      <w:r>
+        <w:t>The fixture automatically drives the button sequence.</w:t>
+      </w:r>
+    </w:p>
+    <w:p>
+      <w:pPr>
+        <w:pStyle w:val="ListBullet"/>
+      </w:pPr>
+      <w:r>
+        <w:t>The operator only makes the final LED visual decision.</w:t>
+      </w:r>
+    </w:p>
+    <w:p>
+      <w:pPr>
+        <w:spacing w:before="0" w:after="120" w:line="240" w:lineRule="auto"/>
+      </w:pPr>
+      <w:r>
+        <w:t>First checks:</w:t>
+      </w:r>
+    </w:p>
+    <w:p>
+      <w:pPr>
+        <w:ind w:left="0" w:hanging="230"/>
       </w:pPr>
       <w:r>
         <w:rPr>
-          <w:b w:val="0"/>
-          <w:i w:val="0"/>
+          <w:rFonts w:ascii="Aptos" w:hAnsi="Aptos"/>
+          <w:b/>
+          <w:color w:val="2B3E5D"/>
         </w:rPr>
-        <w:t>MCU Reset Failures (</w:t>
+        <w:t xml:space="preserve">1. </w:t>
+      </w:r>
+      <w:r>
+        <w:t>Check the button and LED interface wiring.</w:t>
+      </w:r>
+    </w:p>
+    <w:p>
+      <w:pPr>
+        <w:ind w:left="0" w:hanging="230"/>
+      </w:pPr>
+      <w:r>
+        <w:rPr>
+          <w:rFonts w:ascii="Aptos" w:hAnsi="Aptos"/>
+          <w:b/>
+          <w:color w:val="2B3E5D"/>
+        </w:rPr>
+        <w:t xml:space="preserve">2. </w:t>
+      </w:r>
+      <w:r>
+        <w:t>Check the Q3 input readings on the ESP32 side.</w:t>
+      </w:r>
+    </w:p>
+    <w:p>
+      <w:pPr>
+        <w:ind w:left="0" w:hanging="230"/>
+      </w:pPr>
+      <w:r>
+        <w:rPr>
+          <w:rFonts w:ascii="Aptos" w:hAnsi="Aptos"/>
+          <w:b/>
+          <w:color w:val="2B3E5D"/>
+        </w:rPr>
+        <w:t xml:space="preserve">3. </w:t>
+      </w:r>
+      <w:r>
+        <w:t xml:space="preserve">Confirm the LED pattern actually matches expected behavior before choosing </w:t>
       </w:r>
       <w:r>
         <w:rPr>
           <w:rFonts w:ascii="Consolas" w:hAnsi="Consolas"/>
-          <w:b w:val="0"/>
-          <w:i w:val="0"/>
-          <w:sz w:val="20"/>
+          <w:sz w:val="19"/>
+          <w:shd w:fill="F3F4F6"/>
         </w:rPr>
-        <w:t>0x0201</w:t>
+        <w:t>LED's BAD</w:t>
       </w:r>
       <w:r>
+        <w:t>.</w:t>
+      </w:r>
+    </w:p>
+    <w:p>
+      <w:pPr>
+        <w:ind w:left="0" w:hanging="230"/>
+      </w:pPr>
+      <w:r>
         <w:rPr>
-          <w:b w:val="0"/>
-          <w:i w:val="0"/>
+          <w:rFonts w:ascii="Aptos" w:hAnsi="Aptos"/>
+          <w:b/>
+          <w:color w:val="2B3E5D"/>
         </w:rPr>
-        <w:t xml:space="preserve"> to </w:t>
+        <w:t xml:space="preserve">4. </w:t>
+      </w:r>
+      <w:r>
+        <w:t xml:space="preserve">If the code is </w:t>
       </w:r>
       <w:r>
         <w:rPr>
           <w:rFonts w:ascii="Consolas" w:hAnsi="Consolas"/>
-          <w:b w:val="0"/>
-          <w:i w:val="0"/>
-          <w:sz w:val="20"/>
+          <w:sz w:val="19"/>
+          <w:shd w:fill="F3F4F6"/>
         </w:rPr>
-        <w:t>0x0203</w:t>
+        <w:t>0x0705</w:t>
       </w:r>
       <w:r>
-        <w:rPr>
-          <w:b w:val="0"/>
-          <w:i w:val="0"/>
-        </w:rPr>
-        <w:t>)</w:t>
+        <w:t>, inspect the measured button state path because the target saw the opposite state from what the fixture expected.</w:t>
       </w:r>
     </w:p>
     <w:p>
+      <w:pPr>
+        <w:pStyle w:val="Heading1"/>
+        <w:spacing w:before="240" w:after="120"/>
+      </w:pPr>
       <w:r>
-        <w:rPr>
-          <w:b w:val="0"/>
-          <w:i w:val="0"/>
-        </w:rPr>
-        <w:t>Likely causes:</w:t>
+        <w:t>Desktop App Problems</w:t>
       </w:r>
     </w:p>
     <w:p>
       <w:pPr>
-        <w:pStyle w:val="ListBullet"/>
+        <w:pStyle w:val="Heading1"/>
+        <w:spacing w:before="240" w:after="120"/>
       </w:pPr>
       <w:r>
-        <w:rPr>
-          <w:b w:val="0"/>
-          <w:i w:val="0"/>
-        </w:rPr>
-        <w:t>reset line not reaching the ESP32</w:t>
+        <w:t>Fixture Not Detected</w:t>
       </w:r>
     </w:p>
     <w:p>
       <w:pPr>
-        <w:pStyle w:val="ListBullet"/>
+        <w:spacing w:before="0" w:after="120" w:line="240" w:lineRule="auto"/>
       </w:pPr>
       <w:r>
-        <w:rPr>
-          <w:b w:val="0"/>
-          <w:i w:val="0"/>
-        </w:rPr>
-        <w:t>ESP32 not rebooting correctly</w:t>
+        <w:t>Symptoms:</w:t>
       </w:r>
     </w:p>
     <w:p>
@@ -1086,166 +1621,581 @@
         <w:pStyle w:val="ListBullet"/>
       </w:pPr>
       <w:r>
-        <w:rPr>
-          <w:b w:val="0"/>
-          <w:i w:val="0"/>
-        </w:rPr>
-        <w:t>reset pulse path wiring issue</w:t>
+        <w:t>Connection Readiness shows no serial ports</w:t>
       </w:r>
     </w:p>
     <w:p>
+      <w:pPr>
+        <w:pStyle w:val="ListBullet"/>
+      </w:pPr>
       <w:r>
         <w:rPr>
-          <w:b w:val="0"/>
-          <w:i w:val="0"/>
+          <w:rFonts w:ascii="Consolas" w:hAnsi="Consolas"/>
+          <w:sz w:val="19"/>
+          <w:shd w:fill="F3F4F6"/>
         </w:rPr>
-        <w:t>Operator actions:</w:t>
+        <w:t>Extract Data from Test Fixture</w:t>
+      </w:r>
+      <w:r>
+        <w:t xml:space="preserve"> cannot start</w:t>
       </w:r>
     </w:p>
     <w:p>
       <w:pPr>
-        <w:pStyle w:val="ListNumber"/>
+        <w:pStyle w:val="ListBullet"/>
       </w:pPr>
       <w:r>
-        <w:rPr>
-          <w:b w:val="0"/>
-          <w:i w:val="0"/>
-        </w:rPr>
-        <w:t>Check reset wiring and connections.</w:t>
+        <w:t>One Click does not allow start</w:t>
       </w:r>
     </w:p>
     <w:p>
       <w:pPr>
-        <w:pStyle w:val="ListNumber"/>
+        <w:spacing w:before="0" w:after="120" w:line="240" w:lineRule="auto"/>
       </w:pPr>
       <w:r>
-        <w:rPr>
-          <w:b w:val="0"/>
-          <w:i w:val="0"/>
-        </w:rPr>
-        <w:t>Confirm the ESP32 boots normally after reset.</w:t>
+        <w:t>Checks:</w:t>
       </w:r>
     </w:p>
     <w:p>
       <w:pPr>
-        <w:pStyle w:val="ListNumber"/>
+        <w:ind w:left="0" w:hanging="230"/>
       </w:pPr>
       <w:r>
         <w:rPr>
-          <w:b w:val="0"/>
-          <w:i w:val="0"/>
+          <w:rFonts w:ascii="Aptos" w:hAnsi="Aptos"/>
+          <w:b/>
+          <w:color w:val="2B3E5D"/>
         </w:rPr>
-        <w:t>Check for obvious fixture wiring or hardware issues in the reset path.</w:t>
+        <w:t xml:space="preserve">1. </w:t>
+      </w:r>
+      <w:r>
+        <w:t>Reconnect the fixture USB cable.</w:t>
       </w:r>
     </w:p>
     <w:p>
+      <w:pPr>
+        <w:ind w:left="0" w:hanging="230"/>
+      </w:pPr>
       <w:r>
         <w:rPr>
-          <w:b w:val="0"/>
-          <w:i w:val="0"/>
+          <w:rFonts w:ascii="Aptos" w:hAnsi="Aptos"/>
+          <w:b/>
+          <w:color w:val="2B3E5D"/>
         </w:rPr>
-        <w:t>Escalate when:</w:t>
+        <w:t xml:space="preserve">2. </w:t>
+      </w:r>
+      <w:r>
+        <w:t>Confirm the ST-LINK virtual COM port appears in Windows.</w:t>
       </w:r>
     </w:p>
     <w:p>
       <w:pPr>
-        <w:pStyle w:val="ListBullet"/>
+        <w:ind w:left="0" w:hanging="230"/>
       </w:pPr>
       <w:r>
         <w:rPr>
-          <w:b w:val="0"/>
-          <w:i w:val="0"/>
+          <w:rFonts w:ascii="Aptos" w:hAnsi="Aptos"/>
+          <w:b/>
+          <w:color w:val="2B3E5D"/>
         </w:rPr>
-        <w:t>the reset path repeatedly fails</w:t>
+        <w:t xml:space="preserve">3. </w:t>
+      </w:r>
+      <w:r>
+        <w:t>If multiple ST-LINK ports exist, choose the correct one manually when prompted.</w:t>
       </w:r>
     </w:p>
     <w:p>
       <w:pPr>
-        <w:pStyle w:val="ListBullet"/>
+        <w:pStyle w:val="Heading1"/>
+        <w:spacing w:before="240" w:after="120"/>
       </w:pPr>
       <w:r>
-        <w:rPr>
-          <w:b w:val="0"/>
-          <w:i w:val="0"/>
-        </w:rPr>
-        <w:t>pulse verification continues to fail</w:t>
+        <w:t>Programmer Not Detected</w:t>
       </w:r>
     </w:p>
     <w:p>
       <w:pPr>
-        <w:pStyle w:val="Heading3"/>
+        <w:spacing w:before="0" w:after="120" w:line="240" w:lineRule="auto"/>
+      </w:pPr>
+      <w:r>
+        <w:t>Symptoms:</w:t>
+      </w:r>
+    </w:p>
+    <w:p>
+      <w:pPr>
+        <w:pStyle w:val="ListBullet"/>
       </w:pPr>
       <w:r>
         <w:rPr>
-          <w:b w:val="0"/>
-          <w:i w:val="0"/>
+          <w:rFonts w:ascii="Consolas" w:hAnsi="Consolas"/>
+          <w:sz w:val="19"/>
+          <w:shd w:fill="F3F4F6"/>
         </w:rPr>
-        <w:t>Fault Check Failures (</w:t>
+        <w:t>Upload Test Firmware</w:t>
+      </w:r>
+      <w:r>
+        <w:t xml:space="preserve"> cannot start</w:t>
+      </w:r>
+    </w:p>
+    <w:p>
+      <w:pPr>
+        <w:pStyle w:val="ListBullet"/>
+      </w:pPr>
+      <w:r>
+        <w:t>One Click start is blocked</w:t>
+      </w:r>
+    </w:p>
+    <w:p>
+      <w:pPr>
+        <w:spacing w:before="0" w:after="120" w:line="240" w:lineRule="auto"/>
+      </w:pPr>
+      <w:r>
+        <w:t>Checks:</w:t>
+      </w:r>
+    </w:p>
+    <w:p>
+      <w:pPr>
+        <w:ind w:left="0" w:hanging="230"/>
+      </w:pPr>
+      <w:r>
+        <w:rPr>
+          <w:rFonts w:ascii="Aptos" w:hAnsi="Aptos"/>
+          <w:b/>
+          <w:color w:val="2B3E5D"/>
+        </w:rPr>
+        <w:t xml:space="preserve">1. </w:t>
+      </w:r>
+      <w:r>
+        <w:t>Reconnect the programmer cable.</w:t>
+      </w:r>
+    </w:p>
+    <w:p>
+      <w:pPr>
+        <w:ind w:left="0" w:hanging="230"/>
+      </w:pPr>
+      <w:r>
+        <w:rPr>
+          <w:rFonts w:ascii="Aptos" w:hAnsi="Aptos"/>
+          <w:b/>
+          <w:color w:val="2B3E5D"/>
+        </w:rPr>
+        <w:t xml:space="preserve">2. </w:t>
+      </w:r>
+      <w:r>
+        <w:t>Confirm the intended programmer is attached.</w:t>
+      </w:r>
+    </w:p>
+    <w:p>
+      <w:pPr>
+        <w:ind w:left="0" w:hanging="230"/>
+      </w:pPr>
+      <w:r>
+        <w:rPr>
+          <w:rFonts w:ascii="Aptos" w:hAnsi="Aptos"/>
+          <w:b/>
+          <w:color w:val="2B3E5D"/>
+        </w:rPr>
+        <w:t xml:space="preserve">3. </w:t>
+      </w:r>
+      <w:r>
+        <w:t>Remove extra programmer devices if multiple similar ports are present.</w:t>
+      </w:r>
+    </w:p>
+    <w:p>
+      <w:pPr>
+        <w:pStyle w:val="Heading1"/>
+        <w:spacing w:before="240" w:after="120"/>
+      </w:pPr>
+      <w:r>
+        <w:t>One Click Will Not Start</w:t>
+      </w:r>
+    </w:p>
+    <w:p>
+      <w:pPr>
+        <w:spacing w:before="0" w:after="120" w:line="240" w:lineRule="auto"/>
+      </w:pPr>
+      <w:r>
+        <w:t>Checks:</w:t>
+      </w:r>
+    </w:p>
+    <w:p>
+      <w:pPr>
+        <w:ind w:left="0" w:hanging="230"/>
+      </w:pPr>
+      <w:r>
+        <w:rPr>
+          <w:rFonts w:ascii="Aptos" w:hAnsi="Aptos"/>
+          <w:b/>
+          <w:color w:val="2B3E5D"/>
+        </w:rPr>
+        <w:t xml:space="preserve">1. </w:t>
+      </w:r>
+      <w:r>
+        <w:t>Confirm the fixture is detected.</w:t>
+      </w:r>
+    </w:p>
+    <w:p>
+      <w:pPr>
+        <w:ind w:left="0" w:hanging="230"/>
+      </w:pPr>
+      <w:r>
+        <w:rPr>
+          <w:rFonts w:ascii="Aptos" w:hAnsi="Aptos"/>
+          <w:b/>
+          <w:color w:val="2B3E5D"/>
+        </w:rPr>
+        <w:t xml:space="preserve">2. </w:t>
+      </w:r>
+      <w:r>
+        <w:t>Confirm the programmer is detected.</w:t>
+      </w:r>
+    </w:p>
+    <w:p>
+      <w:pPr>
+        <w:ind w:left="0" w:hanging="230"/>
+      </w:pPr>
+      <w:r>
+        <w:rPr>
+          <w:rFonts w:ascii="Aptos" w:hAnsi="Aptos"/>
+          <w:b/>
+          <w:color w:val="2B3E5D"/>
+        </w:rPr>
+        <w:t xml:space="preserve">3. </w:t>
+      </w:r>
+      <w:r>
+        <w:t>Confirm no other One Click run is active.</w:t>
+      </w:r>
+    </w:p>
+    <w:p>
+      <w:pPr>
+        <w:ind w:left="0" w:hanging="230"/>
+      </w:pPr>
+      <w:r>
+        <w:rPr>
+          <w:rFonts w:ascii="Aptos" w:hAnsi="Aptos"/>
+          <w:b/>
+          <w:color w:val="2B3E5D"/>
+        </w:rPr>
+        <w:t xml:space="preserve">4. </w:t>
+      </w:r>
+      <w:r>
+        <w:t>Check the Activity Log for the most recent error.</w:t>
+      </w:r>
+    </w:p>
+    <w:p>
+      <w:pPr>
+        <w:pStyle w:val="Heading1"/>
+        <w:spacing w:before="240" w:after="120"/>
+      </w:pPr>
+      <w:r>
+        <w:t>One Click Appears Stuck</w:t>
+      </w:r>
+    </w:p>
+    <w:p>
+      <w:pPr>
+        <w:spacing w:before="0" w:after="120" w:line="240" w:lineRule="auto"/>
+      </w:pPr>
+      <w:r>
+        <w:t>Most common causes:</w:t>
+      </w:r>
+    </w:p>
+    <w:p>
+      <w:pPr>
+        <w:pStyle w:val="ListBullet"/>
+      </w:pPr>
+      <w:r>
+        <w:t>Waiting for the module to boot after firmware upload</w:t>
+      </w:r>
+    </w:p>
+    <w:p>
+      <w:pPr>
+        <w:pStyle w:val="ListBullet"/>
+      </w:pPr>
+      <w:r>
+        <w:t>Waiting for the fixture to finish a stage</w:t>
+      </w:r>
+    </w:p>
+    <w:p>
+      <w:pPr>
+        <w:pStyle w:val="ListBullet"/>
+      </w:pPr>
+      <w:r>
+        <w:t>Waiting for the LED visual decision</w:t>
+      </w:r>
+    </w:p>
+    <w:p>
+      <w:pPr>
+        <w:spacing w:before="0" w:after="120" w:line="240" w:lineRule="auto"/>
+      </w:pPr>
+      <w:r>
+        <w:t>Checks:</w:t>
+      </w:r>
+    </w:p>
+    <w:p>
+      <w:pPr>
+        <w:ind w:left="0" w:hanging="230"/>
+      </w:pPr>
+      <w:r>
+        <w:rPr>
+          <w:rFonts w:ascii="Aptos" w:hAnsi="Aptos"/>
+          <w:b/>
+          <w:color w:val="2B3E5D"/>
+        </w:rPr>
+        <w:t xml:space="preserve">1. </w:t>
+      </w:r>
+      <w:r>
+        <w:t>Look at the active red stage in the One Click progress rail.</w:t>
+      </w:r>
+    </w:p>
+    <w:p>
+      <w:pPr>
+        <w:ind w:left="0" w:hanging="230"/>
+      </w:pPr>
+      <w:r>
+        <w:rPr>
+          <w:rFonts w:ascii="Aptos" w:hAnsi="Aptos"/>
+          <w:b/>
+          <w:color w:val="2B3E5D"/>
+        </w:rPr>
+        <w:t xml:space="preserve">2. </w:t>
+      </w:r>
+      <w:r>
+        <w:t>Read the latest Activity Log entries.</w:t>
+      </w:r>
+    </w:p>
+    <w:p>
+      <w:pPr>
+        <w:ind w:left="0" w:hanging="230"/>
+      </w:pPr>
+      <w:r>
+        <w:rPr>
+          <w:rFonts w:ascii="Aptos" w:hAnsi="Aptos"/>
+          <w:b/>
+          <w:color w:val="2B3E5D"/>
+        </w:rPr>
+        <w:t xml:space="preserve">3. </w:t>
+      </w:r>
+      <w:r>
+        <w:t xml:space="preserve">If the app is waiting at </w:t>
       </w:r>
       <w:r>
         <w:rPr>
           <w:rFonts w:ascii="Consolas" w:hAnsi="Consolas"/>
-          <w:b w:val="0"/>
-          <w:i w:val="0"/>
-          <w:sz w:val="20"/>
+          <w:sz w:val="19"/>
+          <w:shd w:fill="F3F4F6"/>
         </w:rPr>
-        <w:t>0x0301</w:t>
+        <w:t>LEDs</w:t>
       </w:r>
       <w:r>
+        <w:t>, go to the fixture and make the LED decision.</w:t>
+      </w:r>
+    </w:p>
+    <w:p>
+      <w:pPr>
+        <w:ind w:left="0" w:hanging="230"/>
+      </w:pPr>
+      <w:r>
         <w:rPr>
-          <w:b w:val="0"/>
-          <w:i w:val="0"/>
+          <w:rFonts w:ascii="Aptos" w:hAnsi="Aptos"/>
+          <w:b/>
+          <w:color w:val="2B3E5D"/>
         </w:rPr>
-        <w:t xml:space="preserve"> to </w:t>
+        <w:t xml:space="preserve">4. </w:t>
+      </w:r>
+      <w:r>
+        <w:t>If the app times out after 5 minutes, inspect the fixture screen and target hardware manually.</w:t>
+      </w:r>
+    </w:p>
+    <w:p>
+      <w:pPr>
+        <w:pStyle w:val="Heading1"/>
+        <w:spacing w:before="240" w:after="120"/>
+      </w:pPr>
+      <w:r>
+        <w:t>Manual Extract Is Blocked During One Click</w:t>
+      </w:r>
+    </w:p>
+    <w:p>
+      <w:pPr>
+        <w:spacing w:before="0" w:after="120" w:line="240" w:lineRule="auto"/>
+      </w:pPr>
+      <w:r>
+        <w:t>This is expected behavior.</w:t>
+      </w:r>
+    </w:p>
+    <w:p>
+      <w:pPr>
+        <w:spacing w:before="0" w:after="120" w:line="240" w:lineRule="auto"/>
+      </w:pPr>
+      <w:r>
+        <w:t>The app locks manual extract and manual test-firmware upload while One Click is active to prevent a corrupted or partial run flow.</w:t>
+      </w:r>
+    </w:p>
+    <w:p>
+      <w:pPr>
+        <w:pStyle w:val="Heading1"/>
+        <w:spacing w:before="240" w:after="120"/>
+      </w:pPr>
+      <w:r>
+        <w:t>Export Problems</w:t>
+      </w:r>
+    </w:p>
+    <w:p>
+      <w:pPr>
+        <w:pStyle w:val="Heading1"/>
+        <w:spacing w:before="240" w:after="120"/>
+      </w:pPr>
+      <w:r>
+        <w:t>Export Reports NOT_READY</w:t>
+      </w:r>
+    </w:p>
+    <w:p>
+      <w:pPr>
+        <w:spacing w:before="0" w:after="120" w:line="240" w:lineRule="auto"/>
+      </w:pPr>
+      <w:r>
+        <w:t>Meaning:</w:t>
+      </w:r>
+    </w:p>
+    <w:p>
+      <w:pPr>
+        <w:pStyle w:val="ListBullet"/>
+      </w:pPr>
+      <w:r>
+        <w:t>The fixture report is still running or waiting for the LED decision.</w:t>
+      </w:r>
+    </w:p>
+    <w:p>
+      <w:pPr>
+        <w:spacing w:before="0" w:after="120" w:line="240" w:lineRule="auto"/>
+      </w:pPr>
+      <w:r>
+        <w:t>Action:</w:t>
+      </w:r>
+    </w:p>
+    <w:p>
+      <w:pPr>
+        <w:ind w:left="0" w:hanging="230"/>
+      </w:pPr>
+      <w:r>
+        <w:rPr>
+          <w:rFonts w:ascii="Aptos" w:hAnsi="Aptos"/>
+          <w:b/>
+          <w:color w:val="2B3E5D"/>
+        </w:rPr>
+        <w:t xml:space="preserve">1. </w:t>
+      </w:r>
+      <w:r>
+        <w:t>Confirm the run has fully completed.</w:t>
+      </w:r>
+    </w:p>
+    <w:p>
+      <w:pPr>
+        <w:ind w:left="0" w:hanging="230"/>
+      </w:pPr>
+      <w:r>
+        <w:rPr>
+          <w:rFonts w:ascii="Aptos" w:hAnsi="Aptos"/>
+          <w:b/>
+          <w:color w:val="2B3E5D"/>
+        </w:rPr>
+        <w:t xml:space="preserve">2. </w:t>
+      </w:r>
+      <w:r>
+        <w:t>If the fixture is waiting for the LED decision, finish that step first.</w:t>
+      </w:r>
+    </w:p>
+    <w:p>
+      <w:pPr>
+        <w:pStyle w:val="Heading1"/>
+        <w:spacing w:before="240" w:after="120"/>
+      </w:pPr>
+      <w:r>
+        <w:t>Export Reports ALREADY_EXPORTED</w:t>
+      </w:r>
+    </w:p>
+    <w:p>
+      <w:pPr>
+        <w:spacing w:before="0" w:after="120" w:line="240" w:lineRule="auto"/>
+      </w:pPr>
+      <w:r>
+        <w:t>Meaning:</w:t>
+      </w:r>
+    </w:p>
+    <w:p>
+      <w:pPr>
+        <w:pStyle w:val="ListBullet"/>
+      </w:pPr>
+      <w:r>
+        <w:t>That run has already been exported once.</w:t>
+      </w:r>
+    </w:p>
+    <w:p>
+      <w:pPr>
+        <w:spacing w:before="0" w:after="120" w:line="240" w:lineRule="auto"/>
+      </w:pPr>
+      <w:r>
+        <w:t>Action:</w:t>
+      </w:r>
+    </w:p>
+    <w:p>
+      <w:pPr>
+        <w:ind w:left="0" w:hanging="230"/>
+      </w:pPr>
+      <w:r>
+        <w:rPr>
+          <w:rFonts w:ascii="Aptos" w:hAnsi="Aptos"/>
+          <w:b/>
+          <w:color w:val="2B3E5D"/>
+        </w:rPr>
+        <w:t xml:space="preserve">1. </w:t>
+      </w:r>
+      <w:r>
+        <w:t xml:space="preserve">Check </w:t>
       </w:r>
       <w:r>
         <w:rPr>
           <w:rFonts w:ascii="Consolas" w:hAnsi="Consolas"/>
-          <w:b w:val="0"/>
-          <w:i w:val="0"/>
-          <w:sz w:val="20"/>
+          <w:sz w:val="19"/>
+          <w:shd w:fill="F3F4F6"/>
         </w:rPr>
-        <w:t>0x0303</w:t>
+        <w:t>File Explorer</w:t>
       </w:r>
       <w:r>
-        <w:rPr>
-          <w:b w:val="0"/>
-          <w:i w:val="0"/>
-        </w:rPr>
-        <w:t>)</w:t>
+        <w:t xml:space="preserve"> for the existing CSV.</w:t>
       </w:r>
     </w:p>
     <w:p>
+      <w:pPr>
+        <w:ind w:left="0" w:hanging="230"/>
+      </w:pPr>
       <w:r>
         <w:rPr>
-          <w:b w:val="0"/>
-          <w:i w:val="0"/>
+          <w:rFonts w:ascii="Aptos" w:hAnsi="Aptos"/>
+          <w:b/>
+          <w:color w:val="2B3E5D"/>
         </w:rPr>
-        <w:t>Likely causes:</w:t>
+        <w:t xml:space="preserve">2. </w:t>
+      </w:r>
+      <w:r>
+        <w:t>If another copy is required, export the file from the folder rather than expecting the fixture to regenerate the same run.</w:t>
       </w:r>
     </w:p>
     <w:p>
       <w:pPr>
-        <w:pStyle w:val="ListBullet"/>
+        <w:pStyle w:val="Heading1"/>
+        <w:spacing w:before="240" w:after="120"/>
       </w:pPr>
       <w:r>
-        <w:rPr>
-          <w:b w:val="0"/>
-          <w:i w:val="0"/>
-        </w:rPr>
-        <w:t>fault pulse path issue</w:t>
+        <w:t>Export Reports BAD_SEQ</w:t>
       </w:r>
     </w:p>
     <w:p>
       <w:pPr>
-        <w:pStyle w:val="ListBullet"/>
+        <w:spacing w:before="0" w:after="120" w:line="240" w:lineRule="auto"/>
       </w:pPr>
       <w:r>
-        <w:rPr>
-          <w:b w:val="0"/>
-          <w:i w:val="0"/>
-        </w:rPr>
-        <w:t>incorrect acknowledgment path</w:t>
+        <w:t>Meaning:</w:t>
       </w:r>
     </w:p>
     <w:p>
@@ -1253,142 +2203,147 @@
         <w:pStyle w:val="ListBullet"/>
       </w:pPr>
       <w:r>
-        <w:rPr>
-          <w:b w:val="0"/>
-          <w:i w:val="0"/>
-        </w:rPr>
-        <w:t>wiring or hardware fault</w:t>
+        <w:t>The requested report sequence does not match what the fixture holds.</w:t>
       </w:r>
     </w:p>
     <w:p>
+      <w:pPr>
+        <w:spacing w:before="0" w:after="120" w:line="240" w:lineRule="auto"/>
+      </w:pPr>
       <w:r>
-        <w:rPr>
-          <w:b w:val="0"/>
-          <w:i w:val="0"/>
-        </w:rPr>
-        <w:t>Operator actions:</w:t>
+        <w:t>Action:</w:t>
       </w:r>
     </w:p>
     <w:p>
       <w:pPr>
-        <w:pStyle w:val="ListNumber"/>
+        <w:ind w:left="0" w:hanging="230"/>
       </w:pPr>
       <w:r>
         <w:rPr>
-          <w:b w:val="0"/>
-          <w:i w:val="0"/>
+          <w:rFonts w:ascii="Aptos" w:hAnsi="Aptos"/>
+          <w:b/>
+          <w:color w:val="2B3E5D"/>
         </w:rPr>
-        <w:t>Check the fault output path and receiving connection.</w:t>
+        <w:t xml:space="preserve">1. </w:t>
+      </w:r>
+      <w:r>
+        <w:t>Refresh the app state.</w:t>
       </w:r>
     </w:p>
     <w:p>
       <w:pPr>
-        <w:pStyle w:val="ListNumber"/>
+        <w:ind w:left="0" w:hanging="230"/>
       </w:pPr>
       <w:r>
         <w:rPr>
-          <w:b w:val="0"/>
-          <w:i w:val="0"/>
+          <w:rFonts w:ascii="Aptos" w:hAnsi="Aptos"/>
+          <w:b/>
+          <w:color w:val="2B3E5D"/>
         </w:rPr>
-        <w:t>Verify the related wiring is secure.</w:t>
+        <w:t xml:space="preserve">2. </w:t>
+      </w:r>
+      <w:r>
+        <w:t>Query the fixture again.</w:t>
       </w:r>
     </w:p>
     <w:p>
       <w:pPr>
-        <w:pStyle w:val="ListNumber"/>
+        <w:ind w:left="0" w:hanging="230"/>
       </w:pPr>
       <w:r>
         <w:rPr>
-          <w:b w:val="0"/>
-          <w:i w:val="0"/>
+          <w:rFonts w:ascii="Aptos" w:hAnsi="Aptos"/>
+          <w:b/>
+          <w:color w:val="2B3E5D"/>
         </w:rPr>
-        <w:t>Rerun only after the path has been checked.</w:t>
+        <w:t xml:space="preserve">3. </w:t>
+      </w:r>
+      <w:r>
+        <w:t>Retry export from the latest available run only.</w:t>
       </w:r>
     </w:p>
     <w:p>
+      <w:pPr>
+        <w:pStyle w:val="Heading1"/>
+        <w:spacing w:before="240" w:after="120"/>
+      </w:pPr>
       <w:r>
-        <w:rPr>
-          <w:b w:val="0"/>
-          <w:i w:val="0"/>
-        </w:rPr>
-        <w:t>Escalate when:</w:t>
+        <w:t>Activity Log And UI Issues</w:t>
       </w:r>
     </w:p>
     <w:p>
       <w:pPr>
-        <w:pStyle w:val="ListBullet"/>
+        <w:spacing w:before="0" w:after="120" w:line="240" w:lineRule="auto"/>
       </w:pPr>
       <w:r>
-        <w:rPr>
-          <w:b w:val="0"/>
-          <w:i w:val="0"/>
-        </w:rPr>
-        <w:t>repeated fault-check failures occur on multiple units</w:t>
+        <w:t>If the app UI behaves unexpectedly:</w:t>
       </w:r>
     </w:p>
     <w:p>
       <w:pPr>
-        <w:pStyle w:val="Heading3"/>
+        <w:ind w:left="0" w:hanging="230"/>
       </w:pPr>
       <w:r>
         <w:rPr>
-          <w:b w:val="0"/>
-          <w:i w:val="0"/>
+          <w:rFonts w:ascii="Aptos" w:hAnsi="Aptos"/>
+          <w:b/>
+          <w:color w:val="2B3E5D"/>
         </w:rPr>
-        <w:t>Digital Input Failures (</w:t>
+        <w:t xml:space="preserve">1. </w:t>
+      </w:r>
+      <w:r>
+        <w:t>Read the latest Activity Log message first.</w:t>
+      </w:r>
+    </w:p>
+    <w:p>
+      <w:pPr>
+        <w:ind w:left="0" w:hanging="230"/>
+      </w:pPr>
+      <w:r>
+        <w:rPr>
+          <w:rFonts w:ascii="Aptos" w:hAnsi="Aptos"/>
+          <w:b/>
+          <w:color w:val="2B3E5D"/>
+        </w:rPr>
+        <w:t xml:space="preserve">2. </w:t>
+      </w:r>
+      <w:r>
+        <w:t xml:space="preserve">If the window layout looks wrong, exit fullscreen or maximized mode with </w:t>
       </w:r>
       <w:r>
         <w:rPr>
           <w:rFonts w:ascii="Consolas" w:hAnsi="Consolas"/>
-          <w:b w:val="0"/>
-          <w:i w:val="0"/>
-          <w:sz w:val="20"/>
+          <w:sz w:val="19"/>
+          <w:shd w:fill="F3F4F6"/>
         </w:rPr>
-        <w:t>0x0401</w:t>
+        <w:t>Esc</w:t>
       </w:r>
       <w:r>
-        <w:rPr>
-          <w:b w:val="0"/>
-          <w:i w:val="0"/>
-        </w:rPr>
-        <w:t xml:space="preserve"> to </w:t>
-      </w:r>
-      <w:r>
-        <w:rPr>
-          <w:rFonts w:ascii="Consolas" w:hAnsi="Consolas"/>
-          <w:b w:val="0"/>
-          <w:i w:val="0"/>
-          <w:sz w:val="20"/>
-        </w:rPr>
-        <w:t>0x0403</w:t>
-      </w:r>
-      <w:r>
-        <w:rPr>
-          <w:b w:val="0"/>
-          <w:i w:val="0"/>
-        </w:rPr>
-        <w:t>)</w:t>
+        <w:t>, then restore the desired view.</w:t>
       </w:r>
     </w:p>
     <w:p>
+      <w:pPr>
+        <w:ind w:left="0" w:hanging="230"/>
+      </w:pPr>
       <w:r>
         <w:rPr>
-          <w:b w:val="0"/>
-          <w:i w:val="0"/>
+          <w:rFonts w:ascii="Aptos" w:hAnsi="Aptos"/>
+          <w:b/>
+          <w:color w:val="2B3E5D"/>
         </w:rPr>
-        <w:t>Likely causes:</w:t>
+        <w:t xml:space="preserve">3. </w:t>
+      </w:r>
+      <w:r>
+        <w:t>Restart the app if the UI no longer responds.</w:t>
       </w:r>
     </w:p>
     <w:p>
       <w:pPr>
-        <w:pStyle w:val="ListBullet"/>
+        <w:spacing w:before="0" w:after="120" w:line="240" w:lineRule="auto"/>
       </w:pPr>
       <w:r>
-        <w:rPr>
-          <w:b w:val="0"/>
-          <w:i w:val="0"/>
-        </w:rPr>
-        <w:t>incorrect or loose input wiring</w:t>
+        <w:t>If the issue repeats, escalate with:</w:t>
       </w:r>
     </w:p>
     <w:p>
@@ -1396,11 +2351,7 @@
         <w:pStyle w:val="ListBullet"/>
       </w:pPr>
       <w:r>
-        <w:rPr>
-          <w:b w:val="0"/>
-          <w:i w:val="0"/>
-        </w:rPr>
-        <w:t>wrong board or wrong connection point</w:t>
+        <w:t>Screenshot of the app</w:t>
       </w:r>
     </w:p>
     <w:p>
@@ -1408,866 +2359,32 @@
         <w:pStyle w:val="ListBullet"/>
       </w:pPr>
       <w:r>
-        <w:rPr>
-          <w:b w:val="0"/>
-          <w:i w:val="0"/>
-        </w:rPr>
-        <w:t>response mismatch from the ESP32</w:t>
+        <w:t>Relevant Activity Log lines</w:t>
       </w:r>
     </w:p>
     <w:p>
+      <w:pPr>
+        <w:pStyle w:val="ListBullet"/>
+      </w:pPr>
       <w:r>
-        <w:rPr>
-          <w:b w:val="0"/>
-          <w:i w:val="0"/>
-        </w:rPr>
-        <w:t>Operator actions:</w:t>
+        <w:t>Whether the issue occurred in Device Tools or One Click</w:t>
       </w:r>
     </w:p>
     <w:p>
       <w:pPr>
-        <w:pStyle w:val="ListNumber"/>
+        <w:pStyle w:val="Heading1"/>
+        <w:spacing w:before="240" w:after="120"/>
       </w:pPr>
       <w:r>
-        <w:rPr>
-          <w:b w:val="0"/>
-          <w:i w:val="0"/>
-        </w:rPr>
-        <w:t>Check the digital input cable set.</w:t>
-      </w:r>
-    </w:p>
-    <w:p>
-      <w:pPr>
-        <w:pStyle w:val="ListNumber"/>
-      </w:pPr>
-      <w:r>
-        <w:rPr>
-          <w:b w:val="0"/>
-          <w:i w:val="0"/>
-        </w:rPr>
-        <w:t>Verify the correct board and fixture connections are installed.</w:t>
-      </w:r>
-    </w:p>
-    <w:p>
-      <w:pPr>
-        <w:pStyle w:val="ListNumber"/>
-      </w:pPr>
-      <w:r>
-        <w:rPr>
-          <w:b w:val="0"/>
-          <w:i w:val="0"/>
-        </w:rPr>
-        <w:t>Confirm the affected input path is connected to the intended channel.</w:t>
-      </w:r>
-    </w:p>
-    <w:p>
-      <w:pPr>
-        <w:pStyle w:val="ListNumber"/>
-      </w:pPr>
-      <w:r>
-        <w:rPr>
-          <w:b w:val="0"/>
-          <w:i w:val="0"/>
-        </w:rPr>
-        <w:t>Rerun after correcting the connection issue.</w:t>
-      </w:r>
-    </w:p>
-    <w:p>
-      <w:r>
-        <w:rPr>
-          <w:b w:val="0"/>
-          <w:i w:val="0"/>
-        </w:rPr>
-        <w:t>Escalate when:</w:t>
-      </w:r>
-    </w:p>
-    <w:p>
-      <w:pPr>
-        <w:pStyle w:val="ListBullet"/>
-      </w:pPr>
-      <w:r>
-        <w:rPr>
-          <w:b w:val="0"/>
-          <w:i w:val="0"/>
-        </w:rPr>
-        <w:t>the same input repeatedly fails after rewiring checks</w:t>
-      </w:r>
-    </w:p>
-    <w:p>
-      <w:pPr>
-        <w:pStyle w:val="Heading3"/>
-      </w:pPr>
-      <w:r>
-        <w:rPr>
-          <w:b w:val="0"/>
-          <w:i w:val="0"/>
-        </w:rPr>
-        <w:t>Analog Input Failures (</w:t>
-      </w:r>
-      <w:r>
-        <w:rPr>
-          <w:rFonts w:ascii="Consolas" w:hAnsi="Consolas"/>
-          <w:b w:val="0"/>
-          <w:i w:val="0"/>
-          <w:sz w:val="20"/>
-        </w:rPr>
-        <w:t>0x0501</w:t>
-      </w:r>
-      <w:r>
-        <w:rPr>
-          <w:b w:val="0"/>
-          <w:i w:val="0"/>
-        </w:rPr>
-        <w:t xml:space="preserve"> to </w:t>
-      </w:r>
-      <w:r>
-        <w:rPr>
-          <w:rFonts w:ascii="Consolas" w:hAnsi="Consolas"/>
-          <w:b w:val="0"/>
-          <w:i w:val="0"/>
-          <w:sz w:val="20"/>
-        </w:rPr>
-        <w:t>0x0503</w:t>
-      </w:r>
-      <w:r>
-        <w:rPr>
-          <w:b w:val="0"/>
-          <w:i w:val="0"/>
-        </w:rPr>
-        <w:t>)</w:t>
-      </w:r>
-    </w:p>
-    <w:p>
-      <w:r>
-        <w:rPr>
-          <w:b w:val="0"/>
-          <w:i w:val="0"/>
-        </w:rPr>
-        <w:t>Likely causes:</w:t>
-      </w:r>
-    </w:p>
-    <w:p>
-      <w:pPr>
-        <w:pStyle w:val="ListBullet"/>
-      </w:pPr>
-      <w:r>
-        <w:rPr>
-          <w:b w:val="0"/>
-          <w:i w:val="0"/>
-        </w:rPr>
-        <w:t>analog wiring issue</w:t>
-      </w:r>
-    </w:p>
-    <w:p>
-      <w:pPr>
-        <w:pStyle w:val="ListBullet"/>
-      </w:pPr>
-      <w:r>
-        <w:rPr>
-          <w:b w:val="0"/>
-          <w:i w:val="0"/>
-        </w:rPr>
-        <w:t>channel routing issue</w:t>
-      </w:r>
-    </w:p>
-    <w:p>
-      <w:pPr>
-        <w:pStyle w:val="ListBullet"/>
-      </w:pPr>
-      <w:r>
-        <w:rPr>
-          <w:b w:val="0"/>
-          <w:i w:val="0"/>
-        </w:rPr>
-        <w:t>analog hardware path issue</w:t>
-      </w:r>
-    </w:p>
-    <w:p>
-      <w:pPr>
-        <w:pStyle w:val="ListBullet"/>
-      </w:pPr>
-      <w:r>
-        <w:rPr>
-          <w:b w:val="0"/>
-          <w:i w:val="0"/>
-        </w:rPr>
-        <w:t>valid reading outside tolerance</w:t>
-      </w:r>
-    </w:p>
-    <w:p>
-      <w:r>
-        <w:rPr>
-          <w:b w:val="0"/>
-          <w:i w:val="0"/>
-        </w:rPr>
-        <w:t>Operator actions:</w:t>
-      </w:r>
-    </w:p>
-    <w:p>
-      <w:pPr>
-        <w:pStyle w:val="ListNumber"/>
-      </w:pPr>
-      <w:r>
-        <w:rPr>
-          <w:b w:val="0"/>
-          <w:i w:val="0"/>
-        </w:rPr>
-        <w:t>Check analog wiring and channel routing.</w:t>
-      </w:r>
-    </w:p>
-    <w:p>
-      <w:pPr>
-        <w:pStyle w:val="ListNumber"/>
-      </w:pPr>
-      <w:r>
-        <w:rPr>
-          <w:b w:val="0"/>
-          <w:i w:val="0"/>
-        </w:rPr>
-        <w:t>Confirm the expected analog source path is selected.</w:t>
-      </w:r>
-    </w:p>
-    <w:p>
-      <w:pPr>
-        <w:pStyle w:val="ListNumber"/>
-      </w:pPr>
-      <w:r>
-        <w:rPr>
-          <w:b w:val="0"/>
-          <w:i w:val="0"/>
-        </w:rPr>
-        <w:t>If the failure is out-of-range, compare the measured value on the fault screen with the expected range.</w:t>
-      </w:r>
-    </w:p>
-    <w:p>
-      <w:pPr>
-        <w:pStyle w:val="ListNumber"/>
-      </w:pPr>
-      <w:r>
-        <w:rPr>
-          <w:b w:val="0"/>
-          <w:i w:val="0"/>
-        </w:rPr>
-        <w:t>Rerun only after correcting the suspected wiring or hardware issue.</w:t>
-      </w:r>
-    </w:p>
-    <w:p>
-      <w:r>
-        <w:rPr>
-          <w:b w:val="0"/>
-          <w:i w:val="0"/>
-        </w:rPr>
-        <w:t>Escalate when:</w:t>
-      </w:r>
-    </w:p>
-    <w:p>
-      <w:pPr>
-        <w:pStyle w:val="ListBullet"/>
-      </w:pPr>
-      <w:r>
-        <w:rPr>
-          <w:b w:val="0"/>
-          <w:i w:val="0"/>
-        </w:rPr>
-        <w:t>analog values remain out of range after setup checks</w:t>
-      </w:r>
-    </w:p>
-    <w:p>
-      <w:pPr>
-        <w:pStyle w:val="ListBullet"/>
-      </w:pPr>
-      <w:r>
-        <w:rPr>
-          <w:b w:val="0"/>
-          <w:i w:val="0"/>
-        </w:rPr>
-        <w:t>multiple channels fail unexpectedly</w:t>
-      </w:r>
-    </w:p>
-    <w:p>
-      <w:pPr>
-        <w:pStyle w:val="Heading3"/>
-      </w:pPr>
-      <w:r>
-        <w:rPr>
-          <w:b w:val="0"/>
-          <w:i w:val="0"/>
-        </w:rPr>
-        <w:t>Output And Relay Failures (</w:t>
-      </w:r>
-      <w:r>
-        <w:rPr>
-          <w:rFonts w:ascii="Consolas" w:hAnsi="Consolas"/>
-          <w:b w:val="0"/>
-          <w:i w:val="0"/>
-          <w:sz w:val="20"/>
-        </w:rPr>
-        <w:t>0x0601</w:t>
-      </w:r>
-      <w:r>
-        <w:rPr>
-          <w:b w:val="0"/>
-          <w:i w:val="0"/>
-        </w:rPr>
-        <w:t xml:space="preserve"> to </w:t>
-      </w:r>
-      <w:r>
-        <w:rPr>
-          <w:rFonts w:ascii="Consolas" w:hAnsi="Consolas"/>
-          <w:b w:val="0"/>
-          <w:i w:val="0"/>
-          <w:sz w:val="20"/>
-        </w:rPr>
-        <w:t>0x0603</w:t>
-      </w:r>
-      <w:r>
-        <w:rPr>
-          <w:b w:val="0"/>
-          <w:i w:val="0"/>
-        </w:rPr>
-        <w:t>)</w:t>
-      </w:r>
-    </w:p>
-    <w:p>
-      <w:r>
-        <w:rPr>
-          <w:b w:val="0"/>
-          <w:i w:val="0"/>
-        </w:rPr>
-        <w:t>Likely causes:</w:t>
-      </w:r>
-    </w:p>
-    <w:p>
-      <w:pPr>
-        <w:pStyle w:val="ListBullet"/>
-      </w:pPr>
-      <w:r>
-        <w:rPr>
-          <w:b w:val="0"/>
-          <w:i w:val="0"/>
-        </w:rPr>
-        <w:t>relay wiring issue</w:t>
-      </w:r>
-    </w:p>
-    <w:p>
-      <w:pPr>
-        <w:pStyle w:val="ListBullet"/>
-      </w:pPr>
-      <w:r>
-        <w:rPr>
-          <w:b w:val="0"/>
-          <w:i w:val="0"/>
-        </w:rPr>
-        <w:t>relay readback mismatch</w:t>
-      </w:r>
-    </w:p>
-    <w:p>
-      <w:pPr>
-        <w:pStyle w:val="ListBullet"/>
-      </w:pPr>
-      <w:r>
-        <w:rPr>
-          <w:b w:val="0"/>
-          <w:i w:val="0"/>
-        </w:rPr>
-        <w:t>incorrect acknowledgment or no acknowledgment</w:t>
-      </w:r>
-    </w:p>
-    <w:p>
-      <w:r>
-        <w:rPr>
-          <w:b w:val="0"/>
-          <w:i w:val="0"/>
-        </w:rPr>
-        <w:t>Operator actions:</w:t>
-      </w:r>
-    </w:p>
-    <w:p>
-      <w:pPr>
-        <w:pStyle w:val="ListNumber"/>
-      </w:pPr>
-      <w:r>
-        <w:rPr>
-          <w:b w:val="0"/>
-          <w:i w:val="0"/>
-        </w:rPr>
-        <w:t>Check relay wiring and contact readback connections.</w:t>
-      </w:r>
-    </w:p>
-    <w:p>
-      <w:pPr>
-        <w:pStyle w:val="ListNumber"/>
-      </w:pPr>
-      <w:r>
-        <w:rPr>
-          <w:b w:val="0"/>
-          <w:i w:val="0"/>
-        </w:rPr>
-        <w:t>Confirm the output path is responding as expected.</w:t>
-      </w:r>
-    </w:p>
-    <w:p>
-      <w:pPr>
-        <w:pStyle w:val="ListNumber"/>
-      </w:pPr>
-      <w:r>
-        <w:rPr>
-          <w:b w:val="0"/>
-          <w:i w:val="0"/>
-        </w:rPr>
-        <w:t>Remember that the digital output section is a temporary auto-pass in this revision, so active failures are most likely in relay validation.</w:t>
-      </w:r>
-    </w:p>
-    <w:p>
-      <w:r>
-        <w:rPr>
-          <w:b w:val="0"/>
-          <w:i w:val="0"/>
-        </w:rPr>
-        <w:t>Escalate when:</w:t>
-      </w:r>
-    </w:p>
-    <w:p>
-      <w:pPr>
-        <w:pStyle w:val="ListBullet"/>
-      </w:pPr>
-      <w:r>
-        <w:rPr>
-          <w:b w:val="0"/>
-          <w:i w:val="0"/>
-        </w:rPr>
-        <w:t>relay readback does not match expected behavior</w:t>
-      </w:r>
-    </w:p>
-    <w:p>
-      <w:pPr>
-        <w:pStyle w:val="ListBullet"/>
-      </w:pPr>
-      <w:r>
-        <w:rPr>
-          <w:b w:val="0"/>
-          <w:i w:val="0"/>
-        </w:rPr>
-        <w:t>the same relay phase fails repeatedly</w:t>
-      </w:r>
-    </w:p>
-    <w:p>
-      <w:pPr>
-        <w:pStyle w:val="Heading3"/>
-      </w:pPr>
-      <w:r>
-        <w:rPr>
-          <w:b w:val="0"/>
-          <w:i w:val="0"/>
-        </w:rPr>
-        <w:t>Buttons / LEDs Failures (</w:t>
-      </w:r>
-      <w:r>
-        <w:rPr>
-          <w:rFonts w:ascii="Consolas" w:hAnsi="Consolas"/>
-          <w:b w:val="0"/>
-          <w:i w:val="0"/>
-          <w:sz w:val="20"/>
-        </w:rPr>
-        <w:t>0x0701</w:t>
-      </w:r>
-      <w:r>
-        <w:rPr>
-          <w:b w:val="0"/>
-          <w:i w:val="0"/>
-        </w:rPr>
-        <w:t xml:space="preserve"> to </w:t>
-      </w:r>
-      <w:r>
-        <w:rPr>
-          <w:rFonts w:ascii="Consolas" w:hAnsi="Consolas"/>
-          <w:b w:val="0"/>
-          <w:i w:val="0"/>
-          <w:sz w:val="20"/>
-        </w:rPr>
-        <w:t>0x0704</w:t>
-      </w:r>
-      <w:r>
-        <w:rPr>
-          <w:b w:val="0"/>
-          <w:i w:val="0"/>
-        </w:rPr>
-        <w:t>)</w:t>
-      </w:r>
-    </w:p>
-    <w:p>
-      <w:r>
-        <w:rPr>
-          <w:b w:val="0"/>
-          <w:i w:val="0"/>
-        </w:rPr>
-        <w:t>Likely causes:</w:t>
-      </w:r>
-    </w:p>
-    <w:p>
-      <w:pPr>
-        <w:pStyle w:val="ListBullet"/>
-      </w:pPr>
-      <w:r>
-        <w:rPr>
-          <w:b w:val="0"/>
-          <w:i w:val="0"/>
-        </w:rPr>
-        <w:t>wrong button pressed</w:t>
-      </w:r>
-    </w:p>
-    <w:p>
-      <w:pPr>
-        <w:pStyle w:val="ListBullet"/>
-      </w:pPr>
-      <w:r>
-        <w:rPr>
-          <w:b w:val="0"/>
-          <w:i w:val="0"/>
-        </w:rPr>
-        <w:t>button not released in time</w:t>
-      </w:r>
-    </w:p>
-    <w:p>
-      <w:pPr>
-        <w:pStyle w:val="ListBullet"/>
-      </w:pPr>
-      <w:r>
-        <w:rPr>
-          <w:b w:val="0"/>
-          <w:i w:val="0"/>
-        </w:rPr>
-        <w:t>wiring issue to the button interface</w:t>
-      </w:r>
-    </w:p>
-    <w:p>
-      <w:pPr>
-        <w:pStyle w:val="ListBullet"/>
-      </w:pPr>
-      <w:r>
-        <w:rPr>
-          <w:b w:val="0"/>
-          <w:i w:val="0"/>
-        </w:rPr>
-        <w:t>LED pattern incorrect</w:t>
-      </w:r>
-    </w:p>
-    <w:p>
-      <w:pPr>
-        <w:pStyle w:val="ListBullet"/>
-      </w:pPr>
-      <w:r>
-        <w:rPr>
-          <w:b w:val="0"/>
-          <w:i w:val="0"/>
-        </w:rPr>
-        <w:t>no or invalid acknowledgment from the ESP32</w:t>
-      </w:r>
-    </w:p>
-    <w:p>
-      <w:r>
-        <w:rPr>
-          <w:b w:val="0"/>
-          <w:i w:val="0"/>
-        </w:rPr>
-        <w:t>Operator actions:</w:t>
-      </w:r>
-    </w:p>
-    <w:p>
-      <w:pPr>
-        <w:pStyle w:val="ListNumber"/>
-      </w:pPr>
-      <w:r>
-        <w:rPr>
-          <w:b w:val="0"/>
-          <w:i w:val="0"/>
-        </w:rPr>
-        <w:t>Confirm the highlighted button was the one actually pressed.</w:t>
-      </w:r>
-    </w:p>
-    <w:p>
-      <w:pPr>
-        <w:pStyle w:val="ListNumber"/>
-      </w:pPr>
-      <w:r>
-        <w:rPr>
-          <w:b w:val="0"/>
-          <w:i w:val="0"/>
-        </w:rPr>
-        <w:t>Confirm the button was both pressed and released within the allowed time.</w:t>
-      </w:r>
-    </w:p>
-    <w:p>
-      <w:pPr>
-        <w:pStyle w:val="ListNumber"/>
-      </w:pPr>
-      <w:r>
-        <w:rPr>
-          <w:b w:val="0"/>
-          <w:i w:val="0"/>
-        </w:rPr>
-        <w:t>Check button wiring if timeouts or reply failures repeat.</w:t>
-      </w:r>
-    </w:p>
-    <w:p>
-      <w:pPr>
-        <w:pStyle w:val="ListNumber"/>
-      </w:pPr>
-      <w:r>
-        <w:rPr>
-          <w:b w:val="0"/>
-          <w:i w:val="0"/>
-        </w:rPr>
-        <w:t xml:space="preserve">If </w:t>
-      </w:r>
-      <w:r>
-        <w:rPr>
-          <w:rFonts w:ascii="Consolas" w:hAnsi="Consolas"/>
-          <w:b w:val="0"/>
-          <w:i w:val="0"/>
-          <w:sz w:val="20"/>
-        </w:rPr>
-        <w:t>LED's BAD</w:t>
-      </w:r>
-      <w:r>
-        <w:rPr>
-          <w:b w:val="0"/>
-          <w:i w:val="0"/>
-        </w:rPr>
-        <w:t xml:space="preserve"> was selected, confirm the LED pattern truly does not match expected behavior before retrying.</w:t>
-      </w:r>
-    </w:p>
-    <w:p>
-      <w:r>
-        <w:rPr>
-          <w:b w:val="0"/>
-          <w:i w:val="0"/>
-        </w:rPr>
-        <w:t>Escalate when:</w:t>
-      </w:r>
-    </w:p>
-    <w:p>
-      <w:pPr>
-        <w:pStyle w:val="ListBullet"/>
-      </w:pPr>
-      <w:r>
-        <w:rPr>
-          <w:b w:val="0"/>
-          <w:i w:val="0"/>
-        </w:rPr>
-        <w:t>the correct button is used but timeouts continue</w:t>
-      </w:r>
-    </w:p>
-    <w:p>
-      <w:pPr>
-        <w:pStyle w:val="ListBullet"/>
-      </w:pPr>
-      <w:r>
-        <w:rPr>
-          <w:b w:val="0"/>
-          <w:i w:val="0"/>
-        </w:rPr>
-        <w:t>LED behavior remains incorrect after verification</w:t>
-      </w:r>
-    </w:p>
-    <w:p>
-      <w:pPr>
-        <w:pStyle w:val="Heading2"/>
-      </w:pPr>
-      <w:r>
-        <w:rPr>
-          <w:b w:val="0"/>
-          <w:i w:val="0"/>
-        </w:rPr>
-        <w:t>Export Problems</w:t>
-      </w:r>
-    </w:p>
-    <w:p>
-      <w:r>
-        <w:rPr>
-          <w:b w:val="0"/>
-          <w:i w:val="0"/>
-        </w:rPr>
-        <w:t>The export path uses a separate error scheme from the EOL screen fault codes.</w:t>
-      </w:r>
-    </w:p>
-    <w:p>
-      <w:r>
-        <w:rPr>
-          <w:b w:val="0"/>
-          <w:i w:val="0"/>
-        </w:rPr>
-        <w:t>Common export issues include:</w:t>
-      </w:r>
-    </w:p>
-    <w:p>
-      <w:pPr>
-        <w:pStyle w:val="ListBullet"/>
-      </w:pPr>
-      <w:r>
-        <w:rPr>
-          <w:b w:val="0"/>
-          <w:i w:val="0"/>
-        </w:rPr>
-        <w:t>no completed run available yet</w:t>
-      </w:r>
-    </w:p>
-    <w:p>
-      <w:pPr>
-        <w:pStyle w:val="ListBullet"/>
-      </w:pPr>
-      <w:r>
-        <w:rPr>
-          <w:b w:val="0"/>
-          <w:i w:val="0"/>
-        </w:rPr>
-        <w:t>wrong sequence requested</w:t>
-      </w:r>
-    </w:p>
-    <w:p>
-      <w:pPr>
-        <w:pStyle w:val="ListBullet"/>
-      </w:pPr>
-      <w:r>
-        <w:rPr>
-          <w:b w:val="0"/>
-          <w:i w:val="0"/>
-        </w:rPr>
-        <w:t>run already exported</w:t>
-      </w:r>
-    </w:p>
-    <w:p>
-      <w:pPr>
-        <w:pStyle w:val="ListBullet"/>
-      </w:pPr>
-      <w:r>
-        <w:rPr>
-          <w:b w:val="0"/>
-          <w:i w:val="0"/>
-        </w:rPr>
-        <w:t>wrong serial port</w:t>
-      </w:r>
-    </w:p>
-    <w:p>
-      <w:pPr>
-        <w:pStyle w:val="ListBullet"/>
-      </w:pPr>
-      <w:r>
-        <w:rPr>
-          <w:b w:val="0"/>
-          <w:i w:val="0"/>
-        </w:rPr>
-        <w:t>communication failure to ST-LINK virtual COM port</w:t>
-      </w:r>
-    </w:p>
-    <w:p>
-      <w:r>
-        <w:rPr>
-          <w:b w:val="0"/>
-          <w:i w:val="0"/>
-        </w:rPr>
-        <w:t>Operator actions:</w:t>
-      </w:r>
-    </w:p>
-    <w:p>
-      <w:pPr>
-        <w:pStyle w:val="ListNumber"/>
-      </w:pPr>
-      <w:r>
-        <w:rPr>
-          <w:b w:val="0"/>
-          <w:i w:val="0"/>
-        </w:rPr>
-        <w:t xml:space="preserve">Confirm the run has reached </w:t>
-      </w:r>
-      <w:r>
-        <w:rPr>
-          <w:rFonts w:ascii="Consolas" w:hAnsi="Consolas"/>
-          <w:b w:val="0"/>
-          <w:i w:val="0"/>
-          <w:sz w:val="20"/>
-        </w:rPr>
-        <w:t>Test_Complete_Screen</w:t>
-      </w:r>
-      <w:r>
-        <w:rPr>
-          <w:b w:val="0"/>
-          <w:i w:val="0"/>
-        </w:rPr>
-        <w:t xml:space="preserve"> or </w:t>
-      </w:r>
-      <w:r>
-        <w:rPr>
-          <w:rFonts w:ascii="Consolas" w:hAnsi="Consolas"/>
-          <w:b w:val="0"/>
-          <w:i w:val="0"/>
-          <w:sz w:val="20"/>
-        </w:rPr>
-        <w:t>Fault_Screen</w:t>
-      </w:r>
-      <w:r>
-        <w:rPr>
-          <w:b w:val="0"/>
-          <w:i w:val="0"/>
-        </w:rPr>
-        <w:t>.</w:t>
-      </w:r>
-    </w:p>
-    <w:p>
-      <w:pPr>
-        <w:pStyle w:val="ListNumber"/>
-      </w:pPr>
-      <w:r>
-        <w:rPr>
-          <w:b w:val="0"/>
-          <w:i w:val="0"/>
-        </w:rPr>
-        <w:t>Confirm the correct serial port is selected.</w:t>
-      </w:r>
-    </w:p>
-    <w:p>
-      <w:pPr>
-        <w:pStyle w:val="ListNumber"/>
-      </w:pPr>
-      <w:r>
-        <w:rPr>
-          <w:b w:val="0"/>
-          <w:i w:val="0"/>
-        </w:rPr>
-        <w:t>Confirm the ST-LINK connection is active.</w:t>
-      </w:r>
-    </w:p>
-    <w:p>
-      <w:pPr>
-        <w:pStyle w:val="ListNumber"/>
-      </w:pPr>
-      <w:r>
-        <w:rPr>
-          <w:b w:val="0"/>
-          <w:i w:val="0"/>
-        </w:rPr>
-        <w:t>Retry export only if the run is not already marked as exported.</w:t>
-      </w:r>
-    </w:p>
-    <w:p>
-      <w:pPr>
-        <w:pStyle w:val="Heading2"/>
-      </w:pPr>
-      <w:r>
-        <w:rPr>
-          <w:b w:val="0"/>
-          <w:i w:val="0"/>
-        </w:rPr>
         <w:t>When To Escalate</w:t>
       </w:r>
     </w:p>
     <w:p>
+      <w:pPr>
+        <w:spacing w:before="0" w:after="120" w:line="240" w:lineRule="auto"/>
+      </w:pPr>
       <w:r>
-        <w:rPr>
-          <w:b w:val="0"/>
-          <w:i w:val="0"/>
-        </w:rPr>
-        <w:t>Escalate to maintenance or engineering when:</w:t>
+        <w:t>Escalate to engineering or maintenance when:</w:t>
       </w:r>
     </w:p>
     <w:p>
@@ -2275,11 +2392,7 @@
         <w:pStyle w:val="ListBullet"/>
       </w:pPr>
       <w:r>
-        <w:rPr>
-          <w:b w:val="0"/>
-          <w:i w:val="0"/>
-        </w:rPr>
-        <w:t>the same failure repeats across multiple units</w:t>
+        <w:t>The same failure repeats on multiple units</w:t>
       </w:r>
     </w:p>
     <w:p>
@@ -2287,11 +2400,7 @@
         <w:pStyle w:val="ListBullet"/>
       </w:pPr>
       <w:r>
-        <w:rPr>
-          <w:b w:val="0"/>
-          <w:i w:val="0"/>
-        </w:rPr>
-        <w:t>communication, reset, or fault-check failures continue after setup checks</w:t>
+        <w:t>Communication, reset, or fault-check failures continue after basic checks</w:t>
       </w:r>
     </w:p>
     <w:p>
@@ -2299,11 +2408,7 @@
         <w:pStyle w:val="ListBullet"/>
       </w:pPr>
       <w:r>
-        <w:rPr>
-          <w:b w:val="0"/>
-          <w:i w:val="0"/>
-        </w:rPr>
-        <w:t>wiring appears correct but the failure does not clear</w:t>
+        <w:t>Relay readback does not match physical behavior</w:t>
       </w:r>
     </w:p>
     <w:p>
@@ -2311,11 +2416,7 @@
         <w:pStyle w:val="ListBullet"/>
       </w:pPr>
       <w:r>
-        <w:rPr>
-          <w:b w:val="0"/>
-          <w:i w:val="0"/>
-        </w:rPr>
-        <w:t>export repeatedly fails with a known-good station setup</w:t>
+        <w:t>Button/LED mismatches continue on known-good hardware</w:t>
       </w:r>
     </w:p>
     <w:p>
@@ -2323,22 +2424,23 @@
         <w:pStyle w:val="ListBullet"/>
       </w:pPr>
       <w:r>
-        <w:rPr>
-          <w:b w:val="0"/>
-          <w:i w:val="0"/>
-        </w:rPr>
-        <w:t>there is visible hardware damage or abnormal behavior</w:t>
+        <w:t>The desktop app repeatedly cannot detect the fixture or programmer on a known-good PC</w:t>
       </w:r>
     </w:p>
     <w:p>
       <w:pPr>
-        <w:pStyle w:val="Heading2"/>
+        <w:pStyle w:val="ListBullet"/>
       </w:pPr>
       <w:r>
-        <w:rPr>
-          <w:b w:val="0"/>
-          <w:i w:val="0"/>
-        </w:rPr>
+        <w:t>The station shows signs of wiring damage or unstable power</w:t>
+      </w:r>
+    </w:p>
+    <w:p>
+      <w:pPr>
+        <w:pStyle w:val="Heading1"/>
+        <w:spacing w:before="240" w:after="120"/>
+      </w:pPr>
+      <w:r>
         <w:t>Related Documents</w:t>
       </w:r>
     </w:p>
@@ -2346,80 +2448,121 @@
       <w:pPr>
         <w:pStyle w:val="ListBullet"/>
       </w:pPr>
-      <w:r>
-        <w:rPr>
-          <w:b w:val="0"/>
-          <w:i w:val="0"/>
-          <w:color w:val="0563C1"/>
-          <w:u w:val="single"/>
-        </w:rPr>
-        <w:t>User Manual</w:t>
-      </w:r>
+      <w:hyperlink r:id="rId14">
+        <w:r>
+          <w:rPr>
+            <w:color w:val="C8102E"/>
+            <w:u w:val="single"/>
+          </w:rPr>
+          <w:t>EOL Test Fixture User Manual</w:t>
+        </w:r>
+      </w:hyperlink>
     </w:p>
     <w:p>
       <w:pPr>
         <w:pStyle w:val="ListBullet"/>
       </w:pPr>
-      <w:r>
-        <w:rPr>
-          <w:b w:val="0"/>
-          <w:i w:val="0"/>
-          <w:color w:val="0563C1"/>
-          <w:u w:val="single"/>
-        </w:rPr>
-        <w:t>Screen Guide</w:t>
-      </w:r>
+      <w:hyperlink r:id="rId15">
+        <w:r>
+          <w:rPr>
+            <w:color w:val="C8102E"/>
+            <w:u w:val="single"/>
+          </w:rPr>
+          <w:t>EOL Test Fixture Screen Guide</w:t>
+        </w:r>
+      </w:hyperlink>
     </w:p>
     <w:p>
       <w:pPr>
         <w:pStyle w:val="ListBullet"/>
       </w:pPr>
-      <w:r>
-        <w:rPr>
-          <w:b w:val="0"/>
-          <w:i w:val="0"/>
-          <w:color w:val="0563C1"/>
-          <w:u w:val="single"/>
-        </w:rPr>
-        <w:t>Preflight Checklist</w:t>
-      </w:r>
+      <w:hyperlink r:id="rId16">
+        <w:r>
+          <w:rPr>
+            <w:color w:val="C8102E"/>
+            <w:u w:val="single"/>
+          </w:rPr>
+          <w:t>End-of-Line Test Procedure</w:t>
+        </w:r>
+      </w:hyperlink>
     </w:p>
     <w:p>
       <w:pPr>
         <w:pStyle w:val="ListBullet"/>
       </w:pPr>
-      <w:r>
-        <w:rPr>
-          <w:b w:val="0"/>
-          <w:i w:val="0"/>
-          <w:color w:val="0563C1"/>
-          <w:u w:val="single"/>
-        </w:rPr>
-        <w:t>Error Code Reference</w:t>
-      </w:r>
-    </w:p>
-    <w:p>
-      <w:pPr>
-        <w:pStyle w:val="ListBullet"/>
-      </w:pPr>
-      <w:r>
-        <w:rPr>
-          <w:b w:val="0"/>
-          <w:i w:val="0"/>
-          <w:color w:val="0563C1"/>
-          <w:u w:val="single"/>
-        </w:rPr>
-        <w:t>Test Procedure</w:t>
-      </w:r>
+      <w:hyperlink r:id="rId13">
+        <w:r>
+          <w:rPr>
+            <w:color w:val="C8102E"/>
+            <w:u w:val="single"/>
+          </w:rPr>
+          <w:t>End-of-Line Error Code Reference</w:t>
+        </w:r>
+      </w:hyperlink>
     </w:p>
     <w:sectPr>
+      <w:headerReference w:type="default" r:id="rId11"/>
+      <w:footerReference w:type="default" r:id="rId12"/>
       <w:pgSz w:w="12240" w:h="15840"/>
-      <w:pgMar w:top="1080" w:right="1080" w:bottom="1080" w:left="1080" w:header="720" w:footer="720" w:gutter="0"/>
+      <w:pgMar w:top="1152" w:right="1224" w:bottom="1008" w:left="1224" w:header="504" w:footer="504" w:gutter="0"/>
       <w:cols w:space="720"/>
       <w:docGrid w:linePitch="360"/>
     </w:sectPr>
   </w:body>
 </w:document>
+</file>
+
+<file path=word/footer1.xml><?xml version="1.0" encoding="utf-8"?>
+<w:ftr xmlns:m="http://schemas.openxmlformats.org/officeDocument/2006/math" xmlns:mc="http://schemas.openxmlformats.org/markup-compatibility/2006" xmlns:mo="http://schemas.microsoft.com/office/mac/office/2008/main" xmlns:mv="urn:schemas-microsoft-com:mac:vml" xmlns:o="urn:schemas-microsoft-com:office:office" xmlns:r="http://schemas.openxmlformats.org/officeDocument/2006/relationships" xmlns:v="urn:schemas-microsoft-com:vml" xmlns:w10="urn:schemas-microsoft-com:office:word" xmlns:w14="http://schemas.microsoft.com/office/word/2010/wordml" xmlns:w="http://schemas.openxmlformats.org/wordprocessingml/2006/main" xmlns:wne="http://schemas.microsoft.com/office/word/2006/wordml" xmlns:wp14="http://schemas.microsoft.com/office/word/2010/wordprocessingDrawing" xmlns:wp="http://schemas.openxmlformats.org/drawingml/2006/wordprocessingDrawing" xmlns:wpc="http://schemas.microsoft.com/office/word/2010/wordprocessingCanvas" xmlns:wpg="http://schemas.microsoft.com/office/word/2010/wordprocessingGroup" xmlns:wpi="http://schemas.microsoft.com/office/word/2010/wordprocessingInk" xmlns:wps="http://schemas.microsoft.com/office/word/2010/wordprocessingShape" mc:Ignorable="w14 wp14">
+  <w:p>
+    <w:pPr>
+      <w:jc w:val="center"/>
+    </w:pPr>
+    <w:r>
+      <w:rPr>
+        <w:rFonts w:ascii="Aptos" w:hAnsi="Aptos"/>
+        <w:color w:val="58606C"/>
+        <w:sz w:val="17"/>
+      </w:rPr>
+      <w:t>EOL Test Fixture Troubleshooting Guide</w:t>
+    </w:r>
+  </w:p>
+</w:ftr>
+</file>
+
+<file path=word/footer2.xml><?xml version="1.0" encoding="utf-8"?>
+<w:ftr xmlns:m="http://schemas.openxmlformats.org/officeDocument/2006/math" xmlns:mc="http://schemas.openxmlformats.org/markup-compatibility/2006" xmlns:mo="http://schemas.microsoft.com/office/mac/office/2008/main" xmlns:mv="urn:schemas-microsoft-com:mac:vml" xmlns:o="urn:schemas-microsoft-com:office:office" xmlns:r="http://schemas.openxmlformats.org/officeDocument/2006/relationships" xmlns:v="urn:schemas-microsoft-com:vml" xmlns:w10="urn:schemas-microsoft-com:office:word" xmlns:w14="http://schemas.microsoft.com/office/word/2010/wordml" xmlns:w="http://schemas.openxmlformats.org/wordprocessingml/2006/main" xmlns:wne="http://schemas.microsoft.com/office/word/2006/wordml" xmlns:wp14="http://schemas.microsoft.com/office/word/2010/wordprocessingDrawing" xmlns:wp="http://schemas.openxmlformats.org/drawingml/2006/wordprocessingDrawing" xmlns:wpc="http://schemas.microsoft.com/office/word/2010/wordprocessingCanvas" xmlns:wpg="http://schemas.microsoft.com/office/word/2010/wordprocessingGroup" xmlns:wpi="http://schemas.microsoft.com/office/word/2010/wordprocessingInk" xmlns:wps="http://schemas.microsoft.com/office/word/2010/wordprocessingShape" mc:Ignorable="w14 wp14">
+  <w:p>
+    <w:pPr>
+      <w:pStyle w:val="Footer"/>
+    </w:pPr>
+  </w:p>
+</w:ftr>
+</file>
+
+<file path=word/header1.xml><?xml version="1.0" encoding="utf-8"?>
+<w:hdr xmlns:m="http://schemas.openxmlformats.org/officeDocument/2006/math" xmlns:mc="http://schemas.openxmlformats.org/markup-compatibility/2006" xmlns:mo="http://schemas.microsoft.com/office/mac/office/2008/main" xmlns:mv="urn:schemas-microsoft-com:mac:vml" xmlns:o="urn:schemas-microsoft-com:office:office" xmlns:r="http://schemas.openxmlformats.org/officeDocument/2006/relationships" xmlns:v="urn:schemas-microsoft-com:vml" xmlns:w10="urn:schemas-microsoft-com:office:word" xmlns:w14="http://schemas.microsoft.com/office/word/2010/wordml" xmlns:w="http://schemas.openxmlformats.org/wordprocessingml/2006/main" xmlns:wne="http://schemas.microsoft.com/office/word/2006/wordml" xmlns:wp14="http://schemas.microsoft.com/office/word/2010/wordprocessingDrawing" xmlns:wp="http://schemas.openxmlformats.org/drawingml/2006/wordprocessingDrawing" xmlns:wpc="http://schemas.microsoft.com/office/word/2010/wordprocessingCanvas" xmlns:wpg="http://schemas.microsoft.com/office/word/2010/wordprocessingGroup" xmlns:wpi="http://schemas.microsoft.com/office/word/2010/wordprocessingInk" xmlns:wps="http://schemas.microsoft.com/office/word/2010/wordprocessingShape" mc:Ignorable="w14 wp14">
+  <w:p>
+    <w:r>
+      <w:rPr>
+        <w:rFonts w:ascii="Aptos" w:hAnsi="Aptos"/>
+        <w:color w:val="58606C"/>
+        <w:sz w:val="17"/>
+      </w:rPr>
+      <w:t>Rite-Hite EOL Test Fixture | EOL Test Fixture Troubleshooting Guide</w:t>
+    </w:r>
+  </w:p>
+</w:hdr>
+</file>
+
+<file path=word/header2.xml><?xml version="1.0" encoding="utf-8"?>
+<w:hdr xmlns:m="http://schemas.openxmlformats.org/officeDocument/2006/math" xmlns:mc="http://schemas.openxmlformats.org/markup-compatibility/2006" xmlns:mo="http://schemas.microsoft.com/office/mac/office/2008/main" xmlns:mv="urn:schemas-microsoft-com:mac:vml" xmlns:o="urn:schemas-microsoft-com:office:office" xmlns:r="http://schemas.openxmlformats.org/officeDocument/2006/relationships" xmlns:v="urn:schemas-microsoft-com:vml" xmlns:w10="urn:schemas-microsoft-com:office:word" xmlns:w14="http://schemas.microsoft.com/office/word/2010/wordml" xmlns:w="http://schemas.openxmlformats.org/wordprocessingml/2006/main" xmlns:wne="http://schemas.microsoft.com/office/word/2006/wordml" xmlns:wp14="http://schemas.microsoft.com/office/word/2010/wordprocessingDrawing" xmlns:wp="http://schemas.openxmlformats.org/drawingml/2006/wordprocessingDrawing" xmlns:wpc="http://schemas.microsoft.com/office/word/2010/wordprocessingCanvas" xmlns:wpg="http://schemas.microsoft.com/office/word/2010/wordprocessingGroup" xmlns:wpi="http://schemas.microsoft.com/office/word/2010/wordprocessingInk" xmlns:wps="http://schemas.microsoft.com/office/word/2010/wordprocessingShape" mc:Ignorable="w14 wp14">
+  <w:p>
+    <w:pPr>
+      <w:pStyle w:val="Header"/>
+    </w:pPr>
+  </w:p>
+</w:hdr>
 </file>
 
 <file path=word/numbering.xml><?xml version="1.0" encoding="utf-8"?>
@@ -2786,7 +2929,8 @@
     <w:qFormat/>
     <w:rsid w:val="00FC693F"/>
     <w:rPr>
-      <w:rFonts w:ascii="Calibri" w:hAnsi="Calibri"/>
+      <w:rFonts w:ascii="Aptos" w:hAnsi="Aptos"/>
+      <w:color w:val="2B3E5D"/>
       <w:sz w:val="22"/>
     </w:rPr>
   </w:style>
@@ -2849,11 +2993,11 @@
       <w:outlineLvl w:val="0"/>
     </w:pPr>
     <w:rPr>
-      <w:rFonts w:asciiTheme="majorHAnsi" w:eastAsiaTheme="majorEastAsia" w:hAnsiTheme="majorHAnsi" w:cstheme="majorBidi" w:ascii="Calibri" w:hAnsi="Calibri"/>
+      <w:rFonts w:asciiTheme="majorHAnsi" w:eastAsiaTheme="majorEastAsia" w:hAnsiTheme="majorHAnsi" w:cstheme="majorBidi" w:ascii="Aptos" w:hAnsi="Aptos"/>
       <w:b/>
       <w:bCs/>
-      <w:color w:val="1F2937"/>
-      <w:sz w:val="36"/>
+      <w:color w:val="0F264A"/>
+      <w:sz w:val="32"/>
       <w:szCs w:val="28"/>
     </w:rPr>
   </w:style>
@@ -2873,11 +3017,11 @@
       <w:outlineLvl w:val="1"/>
     </w:pPr>
     <w:rPr>
-      <w:rFonts w:asciiTheme="majorHAnsi" w:eastAsiaTheme="majorEastAsia" w:hAnsiTheme="majorHAnsi" w:cstheme="majorBidi" w:ascii="Calibri" w:hAnsi="Calibri"/>
+      <w:rFonts w:asciiTheme="majorHAnsi" w:eastAsiaTheme="majorEastAsia" w:hAnsiTheme="majorHAnsi" w:cstheme="majorBidi" w:ascii="Aptos" w:hAnsi="Aptos"/>
       <w:b/>
       <w:bCs/>
-      <w:color w:val="374151"/>
-      <w:sz w:val="30"/>
+      <w:color w:val="C8102E"/>
+      <w:sz w:val="26"/>
       <w:szCs w:val="26"/>
     </w:rPr>
   </w:style>
@@ -2897,11 +3041,11 @@
       <w:outlineLvl w:val="2"/>
     </w:pPr>
     <w:rPr>
-      <w:rFonts w:asciiTheme="majorHAnsi" w:eastAsiaTheme="majorEastAsia" w:hAnsiTheme="majorHAnsi" w:cstheme="majorBidi" w:ascii="Calibri" w:hAnsi="Calibri"/>
+      <w:rFonts w:asciiTheme="majorHAnsi" w:eastAsiaTheme="majorEastAsia" w:hAnsiTheme="majorHAnsi" w:cstheme="majorBidi" w:ascii="Aptos" w:hAnsi="Aptos"/>
       <w:b/>
       <w:bCs/>
-      <w:color w:val="374151"/>
-      <w:sz w:val="26"/>
+      <w:color w:val="0F264A"/>
+      <w:sz w:val="22"/>
     </w:rPr>
   </w:style>
   <w:style w:type="paragraph" w:styleId="Heading4">
@@ -3139,8 +3283,9 @@
       <w:contextualSpacing/>
     </w:pPr>
     <w:rPr>
-      <w:rFonts w:asciiTheme="majorHAnsi" w:eastAsiaTheme="majorEastAsia" w:hAnsiTheme="majorHAnsi" w:cstheme="majorBidi" w:ascii="Calibri" w:hAnsi="Calibri"/>
-      <w:color w:val="1F2937"/>
+      <w:rFonts w:asciiTheme="majorHAnsi" w:eastAsiaTheme="majorEastAsia" w:hAnsiTheme="majorHAnsi" w:cstheme="majorBidi" w:ascii="Aptos" w:hAnsi="Aptos"/>
+      <w:b/>
+      <w:color w:val="0F264A"/>
       <w:spacing w:val="5"/>
       <w:kern w:val="28"/>
       <w:sz w:val="48"/>
@@ -3176,12 +3321,13 @@
       </w:numPr>
     </w:pPr>
     <w:rPr>
-      <w:rFonts w:asciiTheme="majorHAnsi" w:eastAsiaTheme="majorEastAsia" w:hAnsiTheme="majorHAnsi" w:cstheme="majorBidi"/>
+      <w:rFonts w:asciiTheme="majorHAnsi" w:eastAsiaTheme="majorEastAsia" w:hAnsiTheme="majorHAnsi" w:cstheme="majorBidi" w:ascii="Aptos" w:hAnsi="Aptos"/>
+      <w:b/>
       <w:i/>
       <w:iCs/>
-      <w:color w:val="4F81BD" w:themeColor="accent1"/>
+      <w:color w:val="58606C"/>
       <w:spacing w:val="15"/>
-      <w:sz w:val="24"/>
+      <w:sz w:val="22"/>
       <w:szCs w:val="24"/>
     </w:rPr>
   </w:style>
@@ -14472,6 +14618,15 @@
         <w:shd w:val="clear" w:color="auto" w:fill="FBCAA2" w:themeFill="accent6" w:themeFillTint="7F"/>
       </w:tcPr>
     </w:tblStylePr>
+  </w:style>
+  <w:style w:type="paragraph" w:customStyle="1" w:styleId="BodySmall">
+    <w:name w:val="Body Small"/>
+    <w:basedOn w:val="Normal"/>
+    <w:rPr>
+      <w:rFonts w:ascii="Aptos" w:hAnsi="Aptos"/>
+      <w:color w:val="58606C"/>
+      <w:sz w:val="19"/>
+    </w:rPr>
   </w:style>
 </w:styles>
 </file>

--- a/Docs/Word/troubleshooting_guide.docx
+++ b/Docs/Word/troubleshooting_guide.docx
@@ -6,7 +6,9 @@
       <w:pPr>
         <w:pStyle w:val="Title"/>
         <w:spacing w:before="0" w:after="160"/>
-        <w:jc w:val="center"/>
+        <w:jc w:val="left"/>
+        <w:keepNext/>
+        <w:keepLines/>
       </w:pPr>
       <w:r>
         <w:t>EOL Test Fixture Troubleshooting Guide</w:t>
@@ -15,7 +17,9 @@
     <w:p>
       <w:pPr>
         <w:pStyle w:val="Subtitle"/>
-        <w:jc w:val="center"/>
+        <w:jc w:val="left"/>
+        <w:keepNext/>
+        <w:keepLines/>
       </w:pPr>
       <w:r>
         <w:t>Rite-Hite EOL Test Fixture Documentation</w:t>
@@ -23,20 +27,11 @@
     </w:p>
     <w:p>
       <w:pPr>
-        <w:pStyle w:val="BodySmall"/>
-        <w:spacing w:before="0" w:after="360"/>
-        <w:jc w:val="center"/>
-      </w:pPr>
-      <w:r>
-        <w:t>Generated from current project markdown on April 16, 2026</w:t>
-      </w:r>
-    </w:p>
-    <w:p>
-      <w:pPr>
         <w:jc w:val="center"/>
         <w:pBdr>
           <w:bottom w:val="single" w:sz="12" w:space="1" w:color="C8102E"/>
         </w:pBdr>
+        <w:keepNext/>
       </w:pPr>
       <w:r>
         <w:rPr>
@@ -44,18 +39,6 @@
         </w:rPr>
         <w:t xml:space="preserve"> </w:t>
       </w:r>
-    </w:p>
-    <w:p>
-      <w:pPr>
-        <w:sectPr>
-          <w:headerReference w:type="default" r:id="rId9"/>
-          <w:footerReference w:type="default" r:id="rId10"/>
-          <w:pgSz w:w="12240" w:h="15840"/>
-          <w:pgMar w:top="1152" w:right="1224" w:bottom="1008" w:left="1224" w:header="504" w:footer="504" w:gutter="0"/>
-          <w:cols w:space="720"/>
-          <w:docGrid w:linePitch="360"/>
-        </w:sectPr>
-      </w:pPr>
     </w:p>
     <w:p>
       <w:pPr>
@@ -89,6 +72,8 @@
       <w:pPr>
         <w:pStyle w:val="Heading1"/>
         <w:spacing w:before="240" w:after="120"/>
+        <w:keepNext/>
+        <w:keepLines/>
       </w:pPr>
       <w:r>
         <w:t>Immediate Actions After Any Failure</w:t>
@@ -97,6 +82,7 @@
     <w:p>
       <w:pPr>
         <w:spacing w:before="0" w:after="120" w:line="240" w:lineRule="auto"/>
+        <w:keepLines/>
       </w:pPr>
       <w:r>
         <w:t xml:space="preserve">If the fixture reaches </w:t>
@@ -253,6 +239,8 @@
       <w:pPr>
         <w:pStyle w:val="Heading1"/>
         <w:spacing w:before="240" w:after="120"/>
+        <w:keepNext/>
+        <w:keepLines/>
       </w:pPr>
       <w:r>
         <w:t>General Rules</w:t>
@@ -261,6 +249,8 @@
     <w:p>
       <w:pPr>
         <w:pStyle w:val="ListBullet"/>
+        <w:keepLines/>
+        <w:keepNext/>
       </w:pPr>
       <w:r>
         <w:t>Do not bypass communication, reset, or fault-check failures.</w:t>
@@ -269,6 +259,8 @@
     <w:p>
       <w:pPr>
         <w:pStyle w:val="ListBullet"/>
+        <w:keepLines/>
+        <w:keepNext/>
       </w:pPr>
       <w:r>
         <w:t>Do not rerun the same failing setup repeatedly without checking the station.</w:t>
@@ -277,6 +269,8 @@
     <w:p>
       <w:pPr>
         <w:pStyle w:val="ListBullet"/>
+        <w:keepLines/>
+        <w:keepNext/>
       </w:pPr>
       <w:r>
         <w:t>If the same failure appears on multiple boards, suspect the station before the DUT.</w:t>
@@ -285,6 +279,7 @@
     <w:p>
       <w:pPr>
         <w:pStyle w:val="ListBullet"/>
+        <w:keepLines/>
       </w:pPr>
       <w:r>
         <w:t>If the desktop app and fixture disagree about the state of the run, trust the fixture screen first, then export and inspect the CSV.</w:t>
@@ -294,6 +289,7 @@
       <w:pPr>
         <w:pStyle w:val="Heading1"/>
         <w:spacing w:before="240" w:after="120"/>
+        <w:keepLines/>
       </w:pPr>
       <w:r>
         <w:t>Quick Symptom Guide</w:t>
@@ -812,11 +808,14 @@
         </w:tc>
       </w:tr>
     </w:tbl>
-    <w:p/>
+    <w:p>
+      <w:pPr/>
+    </w:p>
     <w:p>
       <w:pPr>
         <w:pStyle w:val="Heading1"/>
         <w:spacing w:before="240" w:after="120"/>
+        <w:keepLines/>
       </w:pPr>
       <w:r>
         <w:t>Fixture Stage Failures</w:t>
@@ -826,6 +825,8 @@
       <w:pPr>
         <w:pStyle w:val="Heading1"/>
         <w:spacing w:before="240" w:after="120"/>
+        <w:keepNext/>
+        <w:keepLines/>
       </w:pPr>
       <w:r>
         <w:t>Communication Failures ( 0x0101 , 0x0102 )</w:t>
@@ -834,6 +835,7 @@
     <w:p>
       <w:pPr>
         <w:spacing w:before="0" w:after="120" w:line="240" w:lineRule="auto"/>
+        <w:keepLines/>
       </w:pPr>
       <w:r>
         <w:t>Meaning:</w:t>
@@ -842,6 +844,8 @@
     <w:p>
       <w:pPr>
         <w:pStyle w:val="ListBullet"/>
+        <w:keepLines/>
+        <w:keepNext/>
       </w:pPr>
       <w:r>
         <w:t xml:space="preserve">The fixture did not receive the expected </w:t>
@@ -858,6 +862,7 @@
     <w:p>
       <w:pPr>
         <w:pStyle w:val="ListBullet"/>
+        <w:keepLines/>
       </w:pPr>
       <w:r>
         <w:t>Or it received the wrong reply</w:t>
@@ -955,6 +960,8 @@
       <w:pPr>
         <w:pStyle w:val="Heading1"/>
         <w:spacing w:before="240" w:after="120"/>
+        <w:keepNext/>
+        <w:keepLines/>
       </w:pPr>
       <w:r>
         <w:t>MCU Reset Failures ( 0x0201 to 0x0203 )</w:t>
@@ -963,6 +970,7 @@
     <w:p>
       <w:pPr>
         <w:spacing w:before="0" w:after="120" w:line="240" w:lineRule="auto"/>
+        <w:keepLines/>
       </w:pPr>
       <w:r>
         <w:t>Meaning:</w:t>
@@ -971,6 +979,8 @@
     <w:p>
       <w:pPr>
         <w:pStyle w:val="ListBullet"/>
+        <w:keepLines/>
+        <w:keepNext/>
       </w:pPr>
       <w:r>
         <w:t>The reset pulse path failed</w:t>
@@ -979,6 +989,7 @@
     <w:p>
       <w:pPr>
         <w:pStyle w:val="ListBullet"/>
+        <w:keepLines/>
       </w:pPr>
       <w:r>
         <w:t>Or the target did not come back correctly after reset</w:t>
@@ -1060,6 +1071,8 @@
       <w:pPr>
         <w:pStyle w:val="Heading1"/>
         <w:spacing w:before="240" w:after="120"/>
+        <w:keepNext/>
+        <w:keepLines/>
       </w:pPr>
       <w:r>
         <w:t>Fault Check Failures ( 0x0301 to 0x0303 )</w:t>
@@ -1068,6 +1081,8 @@
     <w:p>
       <w:pPr>
         <w:spacing w:before="0" w:after="120" w:line="240" w:lineRule="auto"/>
+        <w:keepLines/>
+        <w:keepNext/>
       </w:pPr>
       <w:r>
         <w:t>Meaning:</w:t>
@@ -1076,6 +1091,8 @@
     <w:p>
       <w:pPr>
         <w:pStyle w:val="ListBullet"/>
+        <w:keepLines/>
+        <w:keepNext/>
       </w:pPr>
       <w:r>
         <w:t>The fault pulse path or acknowledgment failed</w:t>
@@ -1084,6 +1101,8 @@
     <w:p>
       <w:pPr>
         <w:spacing w:before="0" w:after="120" w:line="240" w:lineRule="auto"/>
+        <w:keepLines/>
+        <w:keepNext/>
       </w:pPr>
       <w:r>
         <w:t>First checks:</w:t>
@@ -1092,6 +1111,8 @@
     <w:p>
       <w:pPr>
         <w:ind w:left="0" w:hanging="230"/>
+        <w:keepLines/>
+        <w:keepNext/>
       </w:pPr>
       <w:r>
         <w:rPr>
@@ -1108,6 +1129,8 @@
     <w:p>
       <w:pPr>
         <w:ind w:left="0" w:hanging="230"/>
+        <w:keepLines/>
+        <w:keepNext/>
       </w:pPr>
       <w:r>
         <w:rPr>
@@ -1124,6 +1147,7 @@
     <w:p>
       <w:pPr>
         <w:ind w:left="0" w:hanging="230"/>
+        <w:keepLines/>
       </w:pPr>
       <w:r>
         <w:rPr>
@@ -1141,6 +1165,8 @@
       <w:pPr>
         <w:pStyle w:val="Heading1"/>
         <w:spacing w:before="240" w:after="120"/>
+        <w:keepNext/>
+        <w:keepLines/>
       </w:pPr>
       <w:r>
         <w:t>Digital Input Failures ( 0x0401 to 0x0403 )</w:t>
@@ -1149,6 +1175,8 @@
     <w:p>
       <w:pPr>
         <w:spacing w:before="0" w:after="120" w:line="240" w:lineRule="auto"/>
+        <w:keepLines/>
+        <w:keepNext/>
       </w:pPr>
       <w:r>
         <w:t>Meaning:</w:t>
@@ -1157,6 +1185,8 @@
     <w:p>
       <w:pPr>
         <w:pStyle w:val="ListBullet"/>
+        <w:keepLines/>
+        <w:keepNext/>
       </w:pPr>
       <w:r>
         <w:t>The target did not acknowledge the digital input test</w:t>
@@ -1165,6 +1195,8 @@
     <w:p>
       <w:pPr>
         <w:pStyle w:val="ListBullet"/>
+        <w:keepLines/>
+        <w:keepNext/>
       </w:pPr>
       <w:r>
         <w:t>Or it reported the wrong state transition</w:t>
@@ -1173,6 +1205,8 @@
     <w:p>
       <w:pPr>
         <w:spacing w:before="0" w:after="120" w:line="240" w:lineRule="auto"/>
+        <w:keepLines/>
+        <w:keepNext/>
       </w:pPr>
       <w:r>
         <w:t>First checks:</w:t>
@@ -1181,6 +1215,8 @@
     <w:p>
       <w:pPr>
         <w:ind w:left="0" w:hanging="230"/>
+        <w:keepLines/>
+        <w:keepNext/>
       </w:pPr>
       <w:r>
         <w:rPr>
@@ -1197,6 +1233,8 @@
     <w:p>
       <w:pPr>
         <w:ind w:left="0" w:hanging="230"/>
+        <w:keepLines/>
+        <w:keepNext/>
       </w:pPr>
       <w:r>
         <w:rPr>
@@ -1213,6 +1251,7 @@
     <w:p>
       <w:pPr>
         <w:ind w:left="0" w:hanging="230"/>
+        <w:keepLines/>
       </w:pPr>
       <w:r>
         <w:rPr>
@@ -1230,6 +1269,8 @@
       <w:pPr>
         <w:pStyle w:val="Heading1"/>
         <w:spacing w:before="240" w:after="120"/>
+        <w:keepNext/>
+        <w:keepLines/>
       </w:pPr>
       <w:r>
         <w:t>Analog Input Failures ( 0x0501 to 0x0503 )</w:t>
@@ -1238,6 +1279,7 @@
     <w:p>
       <w:pPr>
         <w:spacing w:before="0" w:after="120" w:line="240" w:lineRule="auto"/>
+        <w:keepLines/>
       </w:pPr>
       <w:r>
         <w:t>Meaning:</w:t>
@@ -1246,6 +1288,8 @@
     <w:p>
       <w:pPr>
         <w:pStyle w:val="ListBullet"/>
+        <w:keepLines/>
+        <w:keepNext/>
       </w:pPr>
       <w:r>
         <w:t>No analog reply</w:t>
@@ -1254,6 +1298,8 @@
     <w:p>
       <w:pPr>
         <w:pStyle w:val="ListBullet"/>
+        <w:keepLines/>
+        <w:keepNext/>
       </w:pPr>
       <w:r>
         <w:t>Invalid analog reply</w:t>
@@ -1262,6 +1308,7 @@
     <w:p>
       <w:pPr>
         <w:pStyle w:val="ListBullet"/>
+        <w:keepLines/>
       </w:pPr>
       <w:r>
         <w:t>Measured value outside tolerance</w:t>
@@ -1338,6 +1385,8 @@
       <w:pPr>
         <w:pStyle w:val="Heading1"/>
         <w:spacing w:before="240" w:after="120"/>
+        <w:keepNext/>
+        <w:keepLines/>
       </w:pPr>
       <w:r>
         <w:t>Output And Relay Failures ( 0x0601 to 0x0603 )</w:t>
@@ -1346,6 +1395,7 @@
     <w:p>
       <w:pPr>
         <w:spacing w:before="0" w:after="120" w:line="240" w:lineRule="auto"/>
+        <w:keepLines/>
       </w:pPr>
       <w:r>
         <w:t>Meaning:</w:t>
@@ -1354,6 +1404,8 @@
     <w:p>
       <w:pPr>
         <w:pStyle w:val="ListBullet"/>
+        <w:keepLines/>
+        <w:keepNext/>
       </w:pPr>
       <w:r>
         <w:t>Relay command acknowledgment failed</w:t>
@@ -1362,6 +1414,7 @@
     <w:p>
       <w:pPr>
         <w:pStyle w:val="ListBullet"/>
+        <w:keepLines/>
       </w:pPr>
       <w:r>
         <w:t>Or relay NO/NC readback did not match expectation</w:t>
@@ -1378,6 +1431,8 @@
     <w:p>
       <w:pPr>
         <w:pStyle w:val="ListBullet"/>
+        <w:keepLines/>
+        <w:keepNext/>
       </w:pPr>
       <w:r>
         <w:t>In the current revision, Digital Output 1 and Digital Output 2 are temporary auto-pass rows.</w:t>
@@ -1386,6 +1441,7 @@
     <w:p>
       <w:pPr>
         <w:pStyle w:val="ListBullet"/>
+        <w:keepLines/>
       </w:pPr>
       <w:r>
         <w:t>Real failures in this stage are normally relay failures.</w:t>
@@ -1451,6 +1507,8 @@
       <w:pPr>
         <w:pStyle w:val="Heading1"/>
         <w:spacing w:before="240" w:after="120"/>
+        <w:keepNext/>
+        <w:keepLines/>
       </w:pPr>
       <w:r>
         <w:t>Buttons And LED Failures ( 0x0701 to 0x0705 )</w:t>
@@ -1459,6 +1517,7 @@
     <w:p>
       <w:pPr>
         <w:spacing w:before="0" w:after="120" w:line="240" w:lineRule="auto"/>
+        <w:keepLines/>
       </w:pPr>
       <w:r>
         <w:t>Meaning:</w:t>
@@ -1483,6 +1542,8 @@
     <w:p>
       <w:pPr>
         <w:pStyle w:val="ListBullet"/>
+        <w:keepLines/>
+        <w:keepNext/>
       </w:pPr>
       <w:r>
         <w:t>The fixture automatically drives the button sequence.</w:t>
@@ -1491,6 +1552,7 @@
     <w:p>
       <w:pPr>
         <w:pStyle w:val="ListBullet"/>
+        <w:keepLines/>
       </w:pPr>
       <w:r>
         <w:t>The operator only makes the final LED visual decision.</w:t>
@@ -1594,6 +1656,7 @@
       <w:pPr>
         <w:pStyle w:val="Heading1"/>
         <w:spacing w:before="240" w:after="120"/>
+        <w:keepLines/>
       </w:pPr>
       <w:r>
         <w:t>Desktop App Problems</w:t>
@@ -1603,6 +1666,8 @@
       <w:pPr>
         <w:pStyle w:val="Heading1"/>
         <w:spacing w:before="240" w:after="120"/>
+        <w:keepNext/>
+        <w:keepLines/>
       </w:pPr>
       <w:r>
         <w:t>Fixture Not Detected</w:t>
@@ -1611,6 +1676,7 @@
     <w:p>
       <w:pPr>
         <w:spacing w:before="0" w:after="120" w:line="240" w:lineRule="auto"/>
+        <w:keepLines/>
       </w:pPr>
       <w:r>
         <w:t>Symptoms:</w:t>
@@ -1619,6 +1685,8 @@
     <w:p>
       <w:pPr>
         <w:pStyle w:val="ListBullet"/>
+        <w:keepLines/>
+        <w:keepNext/>
       </w:pPr>
       <w:r>
         <w:t>Connection Readiness shows no serial ports</w:t>
@@ -1627,6 +1695,8 @@
     <w:p>
       <w:pPr>
         <w:pStyle w:val="ListBullet"/>
+        <w:keepLines/>
+        <w:keepNext/>
       </w:pPr>
       <w:r>
         <w:rPr>
@@ -1643,6 +1713,7 @@
     <w:p>
       <w:pPr>
         <w:pStyle w:val="ListBullet"/>
+        <w:keepLines/>
       </w:pPr>
       <w:r>
         <w:t>One Click does not allow start</w:t>
@@ -1708,6 +1779,8 @@
       <w:pPr>
         <w:pStyle w:val="Heading1"/>
         <w:spacing w:before="240" w:after="120"/>
+        <w:keepNext/>
+        <w:keepLines/>
       </w:pPr>
       <w:r>
         <w:t>Programmer Not Detected</w:t>
@@ -1716,6 +1789,8 @@
     <w:p>
       <w:pPr>
         <w:spacing w:before="0" w:after="120" w:line="240" w:lineRule="auto"/>
+        <w:keepLines/>
+        <w:keepNext/>
       </w:pPr>
       <w:r>
         <w:t>Symptoms:</w:t>
@@ -1724,6 +1799,8 @@
     <w:p>
       <w:pPr>
         <w:pStyle w:val="ListBullet"/>
+        <w:keepLines/>
+        <w:keepNext/>
       </w:pPr>
       <w:r>
         <w:rPr>
@@ -1740,6 +1817,8 @@
     <w:p>
       <w:pPr>
         <w:pStyle w:val="ListBullet"/>
+        <w:keepLines/>
+        <w:keepNext/>
       </w:pPr>
       <w:r>
         <w:t>One Click start is blocked</w:t>
@@ -1748,6 +1827,8 @@
     <w:p>
       <w:pPr>
         <w:spacing w:before="0" w:after="120" w:line="240" w:lineRule="auto"/>
+        <w:keepLines/>
+        <w:keepNext/>
       </w:pPr>
       <w:r>
         <w:t>Checks:</w:t>
@@ -1756,6 +1837,8 @@
     <w:p>
       <w:pPr>
         <w:ind w:left="0" w:hanging="230"/>
+        <w:keepLines/>
+        <w:keepNext/>
       </w:pPr>
       <w:r>
         <w:rPr>
@@ -1772,6 +1855,8 @@
     <w:p>
       <w:pPr>
         <w:ind w:left="0" w:hanging="230"/>
+        <w:keepLines/>
+        <w:keepNext/>
       </w:pPr>
       <w:r>
         <w:rPr>
@@ -1788,6 +1873,7 @@
     <w:p>
       <w:pPr>
         <w:ind w:left="0" w:hanging="230"/>
+        <w:keepLines/>
       </w:pPr>
       <w:r>
         <w:rPr>
@@ -1805,6 +1891,8 @@
       <w:pPr>
         <w:pStyle w:val="Heading1"/>
         <w:spacing w:before="240" w:after="120"/>
+        <w:keepNext/>
+        <w:keepLines/>
       </w:pPr>
       <w:r>
         <w:t>One Click Will Not Start</w:t>
@@ -1813,6 +1901,8 @@
     <w:p>
       <w:pPr>
         <w:spacing w:before="0" w:after="120" w:line="240" w:lineRule="auto"/>
+        <w:keepLines/>
+        <w:keepNext/>
       </w:pPr>
       <w:r>
         <w:t>Checks:</w:t>
@@ -1821,6 +1911,8 @@
     <w:p>
       <w:pPr>
         <w:ind w:left="0" w:hanging="230"/>
+        <w:keepLines/>
+        <w:keepNext/>
       </w:pPr>
       <w:r>
         <w:rPr>
@@ -1837,6 +1929,8 @@
     <w:p>
       <w:pPr>
         <w:ind w:left="0" w:hanging="230"/>
+        <w:keepLines/>
+        <w:keepNext/>
       </w:pPr>
       <w:r>
         <w:rPr>
@@ -1853,6 +1947,8 @@
     <w:p>
       <w:pPr>
         <w:ind w:left="0" w:hanging="230"/>
+        <w:keepLines/>
+        <w:keepNext/>
       </w:pPr>
       <w:r>
         <w:rPr>
@@ -1869,6 +1965,7 @@
     <w:p>
       <w:pPr>
         <w:ind w:left="0" w:hanging="230"/>
+        <w:keepLines/>
       </w:pPr>
       <w:r>
         <w:rPr>
@@ -1886,6 +1983,8 @@
       <w:pPr>
         <w:pStyle w:val="Heading1"/>
         <w:spacing w:before="240" w:after="120"/>
+        <w:keepNext/>
+        <w:keepLines/>
       </w:pPr>
       <w:r>
         <w:t>One Click Appears Stuck</w:t>
@@ -1894,6 +1993,7 @@
     <w:p>
       <w:pPr>
         <w:spacing w:before="0" w:after="120" w:line="240" w:lineRule="auto"/>
+        <w:keepLines/>
       </w:pPr>
       <w:r>
         <w:t>Most common causes:</w:t>
@@ -1902,6 +2002,8 @@
     <w:p>
       <w:pPr>
         <w:pStyle w:val="ListBullet"/>
+        <w:keepLines/>
+        <w:keepNext/>
       </w:pPr>
       <w:r>
         <w:t>Waiting for the module to boot after firmware upload</w:t>
@@ -1910,6 +2012,8 @@
     <w:p>
       <w:pPr>
         <w:pStyle w:val="ListBullet"/>
+        <w:keepLines/>
+        <w:keepNext/>
       </w:pPr>
       <w:r>
         <w:t>Waiting for the fixture to finish a stage</w:t>
@@ -1918,6 +2022,7 @@
     <w:p>
       <w:pPr>
         <w:pStyle w:val="ListBullet"/>
+        <w:keepLines/>
       </w:pPr>
       <w:r>
         <w:t>Waiting for the LED visual decision</w:t>
@@ -2010,6 +2115,8 @@
       <w:pPr>
         <w:pStyle w:val="Heading1"/>
         <w:spacing w:before="240" w:after="120"/>
+        <w:keepNext/>
+        <w:keepLines/>
       </w:pPr>
       <w:r>
         <w:t>Manual Extract Is Blocked During One Click</w:t>
@@ -2018,6 +2125,8 @@
     <w:p>
       <w:pPr>
         <w:spacing w:before="0" w:after="120" w:line="240" w:lineRule="auto"/>
+        <w:keepLines/>
+        <w:keepNext/>
       </w:pPr>
       <w:r>
         <w:t>This is expected behavior.</w:t>
@@ -2026,6 +2135,7 @@
     <w:p>
       <w:pPr>
         <w:spacing w:before="0" w:after="120" w:line="240" w:lineRule="auto"/>
+        <w:keepLines/>
       </w:pPr>
       <w:r>
         <w:t>The app locks manual extract and manual test-firmware upload while One Click is active to prevent a corrupted or partial run flow.</w:t>
@@ -2035,6 +2145,7 @@
       <w:pPr>
         <w:pStyle w:val="Heading1"/>
         <w:spacing w:before="240" w:after="120"/>
+        <w:keepLines/>
       </w:pPr>
       <w:r>
         <w:t>Export Problems</w:t>
@@ -2044,6 +2155,8 @@
       <w:pPr>
         <w:pStyle w:val="Heading1"/>
         <w:spacing w:before="240" w:after="120"/>
+        <w:keepNext/>
+        <w:keepLines/>
       </w:pPr>
       <w:r>
         <w:t>Export Reports NOT_READY</w:t>
@@ -2052,6 +2165,8 @@
     <w:p>
       <w:pPr>
         <w:spacing w:before="0" w:after="120" w:line="240" w:lineRule="auto"/>
+        <w:keepLines/>
+        <w:keepNext/>
       </w:pPr>
       <w:r>
         <w:t>Meaning:</w:t>
@@ -2060,6 +2175,8 @@
     <w:p>
       <w:pPr>
         <w:pStyle w:val="ListBullet"/>
+        <w:keepLines/>
+        <w:keepNext/>
       </w:pPr>
       <w:r>
         <w:t>The fixture report is still running or waiting for the LED decision.</w:t>
@@ -2068,6 +2185,8 @@
     <w:p>
       <w:pPr>
         <w:spacing w:before="0" w:after="120" w:line="240" w:lineRule="auto"/>
+        <w:keepLines/>
+        <w:keepNext/>
       </w:pPr>
       <w:r>
         <w:t>Action:</w:t>
@@ -2076,6 +2195,8 @@
     <w:p>
       <w:pPr>
         <w:ind w:left="0" w:hanging="230"/>
+        <w:keepLines/>
+        <w:keepNext/>
       </w:pPr>
       <w:r>
         <w:rPr>
@@ -2092,6 +2213,7 @@
     <w:p>
       <w:pPr>
         <w:ind w:left="0" w:hanging="230"/>
+        <w:keepLines/>
       </w:pPr>
       <w:r>
         <w:rPr>
@@ -2109,6 +2231,8 @@
       <w:pPr>
         <w:pStyle w:val="Heading1"/>
         <w:spacing w:before="240" w:after="120"/>
+        <w:keepNext/>
+        <w:keepLines/>
       </w:pPr>
       <w:r>
         <w:t>Export Reports ALREADY_EXPORTED</w:t>
@@ -2117,6 +2241,8 @@
     <w:p>
       <w:pPr>
         <w:spacing w:before="0" w:after="120" w:line="240" w:lineRule="auto"/>
+        <w:keepLines/>
+        <w:keepNext/>
       </w:pPr>
       <w:r>
         <w:t>Meaning:</w:t>
@@ -2125,6 +2251,8 @@
     <w:p>
       <w:pPr>
         <w:pStyle w:val="ListBullet"/>
+        <w:keepLines/>
+        <w:keepNext/>
       </w:pPr>
       <w:r>
         <w:t>That run has already been exported once.</w:t>
@@ -2133,6 +2261,8 @@
     <w:p>
       <w:pPr>
         <w:spacing w:before="0" w:after="120" w:line="240" w:lineRule="auto"/>
+        <w:keepLines/>
+        <w:keepNext/>
       </w:pPr>
       <w:r>
         <w:t>Action:</w:t>
@@ -2141,6 +2271,8 @@
     <w:p>
       <w:pPr>
         <w:ind w:left="0" w:hanging="230"/>
+        <w:keepLines/>
+        <w:keepNext/>
       </w:pPr>
       <w:r>
         <w:rPr>
@@ -2168,6 +2300,7 @@
     <w:p>
       <w:pPr>
         <w:ind w:left="0" w:hanging="230"/>
+        <w:keepLines/>
       </w:pPr>
       <w:r>
         <w:rPr>
@@ -2185,6 +2318,8 @@
       <w:pPr>
         <w:pStyle w:val="Heading1"/>
         <w:spacing w:before="240" w:after="120"/>
+        <w:keepNext/>
+        <w:keepLines/>
       </w:pPr>
       <w:r>
         <w:t>Export Reports BAD_SEQ</w:t>
@@ -2193,6 +2328,8 @@
     <w:p>
       <w:pPr>
         <w:spacing w:before="0" w:after="120" w:line="240" w:lineRule="auto"/>
+        <w:keepLines/>
+        <w:keepNext/>
       </w:pPr>
       <w:r>
         <w:t>Meaning:</w:t>
@@ -2201,6 +2338,8 @@
     <w:p>
       <w:pPr>
         <w:pStyle w:val="ListBullet"/>
+        <w:keepLines/>
+        <w:keepNext/>
       </w:pPr>
       <w:r>
         <w:t>The requested report sequence does not match what the fixture holds.</w:t>
@@ -2209,6 +2348,8 @@
     <w:p>
       <w:pPr>
         <w:spacing w:before="0" w:after="120" w:line="240" w:lineRule="auto"/>
+        <w:keepLines/>
+        <w:keepNext/>
       </w:pPr>
       <w:r>
         <w:t>Action:</w:t>
@@ -2217,6 +2358,8 @@
     <w:p>
       <w:pPr>
         <w:ind w:left="0" w:hanging="230"/>
+        <w:keepLines/>
+        <w:keepNext/>
       </w:pPr>
       <w:r>
         <w:rPr>
@@ -2233,6 +2376,8 @@
     <w:p>
       <w:pPr>
         <w:ind w:left="0" w:hanging="230"/>
+        <w:keepLines/>
+        <w:keepNext/>
       </w:pPr>
       <w:r>
         <w:rPr>
@@ -2249,6 +2394,7 @@
     <w:p>
       <w:pPr>
         <w:ind w:left="0" w:hanging="230"/>
+        <w:keepLines/>
       </w:pPr>
       <w:r>
         <w:rPr>
@@ -2266,6 +2412,8 @@
       <w:pPr>
         <w:pStyle w:val="Heading1"/>
         <w:spacing w:before="240" w:after="120"/>
+        <w:keepNext/>
+        <w:keepLines/>
       </w:pPr>
       <w:r>
         <w:t>Activity Log And UI Issues</w:t>
@@ -2274,6 +2422,7 @@
     <w:p>
       <w:pPr>
         <w:spacing w:before="0" w:after="120" w:line="240" w:lineRule="auto"/>
+        <w:keepLines/>
       </w:pPr>
       <w:r>
         <w:t>If the app UI behaves unexpectedly:</w:t>
@@ -2349,6 +2498,8 @@
     <w:p>
       <w:pPr>
         <w:pStyle w:val="ListBullet"/>
+        <w:keepLines/>
+        <w:keepNext/>
       </w:pPr>
       <w:r>
         <w:t>Screenshot of the app</w:t>
@@ -2357,6 +2508,8 @@
     <w:p>
       <w:pPr>
         <w:pStyle w:val="ListBullet"/>
+        <w:keepLines/>
+        <w:keepNext/>
       </w:pPr>
       <w:r>
         <w:t>Relevant Activity Log lines</w:t>
@@ -2365,6 +2518,7 @@
     <w:p>
       <w:pPr>
         <w:pStyle w:val="ListBullet"/>
+        <w:keepLines/>
       </w:pPr>
       <w:r>
         <w:t>Whether the issue occurred in Device Tools or One Click</w:t>
@@ -2374,6 +2528,8 @@
       <w:pPr>
         <w:pStyle w:val="Heading1"/>
         <w:spacing w:before="240" w:after="120"/>
+        <w:keepNext/>
+        <w:keepLines/>
       </w:pPr>
       <w:r>
         <w:t>When To Escalate</w:t>
@@ -2382,6 +2538,8 @@
     <w:p>
       <w:pPr>
         <w:spacing w:before="0" w:after="120" w:line="240" w:lineRule="auto"/>
+        <w:keepLines/>
+        <w:keepNext/>
       </w:pPr>
       <w:r>
         <w:t>Escalate to engineering or maintenance when:</w:t>
@@ -2390,6 +2548,8 @@
     <w:p>
       <w:pPr>
         <w:pStyle w:val="ListBullet"/>
+        <w:keepLines/>
+        <w:keepNext/>
       </w:pPr>
       <w:r>
         <w:t>The same failure repeats on multiple units</w:t>
@@ -2398,6 +2558,8 @@
     <w:p>
       <w:pPr>
         <w:pStyle w:val="ListBullet"/>
+        <w:keepLines/>
+        <w:keepNext/>
       </w:pPr>
       <w:r>
         <w:t>Communication, reset, or fault-check failures continue after basic checks</w:t>
@@ -2406,6 +2568,8 @@
     <w:p>
       <w:pPr>
         <w:pStyle w:val="ListBullet"/>
+        <w:keepLines/>
+        <w:keepNext/>
       </w:pPr>
       <w:r>
         <w:t>Relay readback does not match physical behavior</w:t>
@@ -2414,6 +2578,8 @@
     <w:p>
       <w:pPr>
         <w:pStyle w:val="ListBullet"/>
+        <w:keepLines/>
+        <w:keepNext/>
       </w:pPr>
       <w:r>
         <w:t>Button/LED mismatches continue on known-good hardware</w:t>
@@ -2422,6 +2588,8 @@
     <w:p>
       <w:pPr>
         <w:pStyle w:val="ListBullet"/>
+        <w:keepLines/>
+        <w:keepNext/>
       </w:pPr>
       <w:r>
         <w:t>The desktop app repeatedly cannot detect the fixture or programmer on a known-good PC</w:t>
@@ -2430,6 +2598,7 @@
     <w:p>
       <w:pPr>
         <w:pStyle w:val="ListBullet"/>
+        <w:keepLines/>
       </w:pPr>
       <w:r>
         <w:t>The station shows signs of wiring damage or unstable power</w:t>
@@ -2439,6 +2608,8 @@
       <w:pPr>
         <w:pStyle w:val="Heading1"/>
         <w:spacing w:before="240" w:after="120"/>
+        <w:keepNext/>
+        <w:keepLines/>
       </w:pPr>
       <w:r>
         <w:t>Related Documents</w:t>
@@ -2447,6 +2618,8 @@
     <w:p>
       <w:pPr>
         <w:pStyle w:val="ListBullet"/>
+        <w:keepLines/>
+        <w:keepNext/>
       </w:pPr>
       <w:hyperlink r:id="rId14">
         <w:r>
@@ -2461,6 +2634,8 @@
     <w:p>
       <w:pPr>
         <w:pStyle w:val="ListBullet"/>
+        <w:keepLines/>
+        <w:keepNext/>
       </w:pPr>
       <w:hyperlink r:id="rId15">
         <w:r>
@@ -2475,6 +2650,8 @@
     <w:p>
       <w:pPr>
         <w:pStyle w:val="ListBullet"/>
+        <w:keepLines/>
+        <w:keepNext/>
       </w:pPr>
       <w:hyperlink r:id="rId16">
         <w:r>
@@ -2489,6 +2666,7 @@
     <w:p>
       <w:pPr>
         <w:pStyle w:val="ListBullet"/>
+        <w:keepLines/>
       </w:pPr>
       <w:hyperlink r:id="rId13">
         <w:r>
@@ -2989,6 +3167,7 @@
     <w:pPr>
       <w:keepNext/>
       <w:keepLines/>
+      <w:widowControl w:val="0"/>
       <w:spacing w:before="480" w:after="0"/>
       <w:outlineLvl w:val="0"/>
     </w:pPr>
@@ -3013,6 +3192,7 @@
     <w:pPr>
       <w:keepNext/>
       <w:keepLines/>
+      <w:widowControl w:val="0"/>
       <w:spacing w:before="200" w:after="0"/>
       <w:outlineLvl w:val="1"/>
     </w:pPr>
@@ -3037,6 +3217,7 @@
     <w:pPr>
       <w:keepNext/>
       <w:keepLines/>
+      <w:widowControl w:val="0"/>
       <w:spacing w:before="200" w:after="0"/>
       <w:outlineLvl w:val="2"/>
     </w:pPr>
@@ -3276,10 +3457,13 @@
     <w:qFormat/>
     <w:rsid w:val="00FC693F"/>
     <w:pPr>
+      <w:keepNext/>
+      <w:keepLines/>
+      <w:widowControl w:val="0"/>
       <w:pBdr>
         <w:bottom w:val="single" w:sz="8" w:space="4" w:color="4F81BD" w:themeColor="accent1"/>
       </w:pBdr>
-      <w:spacing w:after="300" w:line="240" w:lineRule="auto"/>
+      <w:spacing w:after="0" w:line="240" w:lineRule="auto"/>
       <w:contextualSpacing/>
     </w:pPr>
     <w:rPr>
@@ -3316,9 +3500,13 @@
     <w:qFormat/>
     <w:rsid w:val="00FC693F"/>
     <w:pPr>
+      <w:keepNext/>
+      <w:keepLines/>
+      <w:widowControl w:val="0"/>
       <w:numPr>
         <w:ilvl w:val="1"/>
       </w:numPr>
+      <w:spacing w:after="0"/>
     </w:pPr>
     <w:rPr>
       <w:rFonts w:asciiTheme="majorHAnsi" w:eastAsiaTheme="majorEastAsia" w:hAnsiTheme="majorHAnsi" w:cstheme="majorBidi" w:ascii="Aptos" w:hAnsi="Aptos"/>
@@ -3460,6 +3648,8 @@
     <w:unhideWhenUsed/>
     <w:rsid w:val="00326F90"/>
     <w:pPr>
+      <w:keepLines/>
+      <w:widowControl w:val="0"/>
       <w:numPr>
         <w:numId w:val="1"/>
       </w:numPr>
@@ -3473,6 +3663,8 @@
     <w:unhideWhenUsed/>
     <w:rsid w:val="00326F90"/>
     <w:pPr>
+      <w:keepLines/>
+      <w:widowControl w:val="0"/>
       <w:numPr>
         <w:numId w:val="2"/>
       </w:numPr>
@@ -3499,6 +3691,8 @@
     <w:unhideWhenUsed/>
     <w:rsid w:val="00326F90"/>
     <w:pPr>
+      <w:keepLines/>
+      <w:widowControl w:val="0"/>
       <w:numPr>
         <w:numId w:val="5"/>
       </w:numPr>
@@ -3512,6 +3706,8 @@
     <w:unhideWhenUsed/>
     <w:rsid w:val="0029639D"/>
     <w:pPr>
+      <w:keepLines/>
+      <w:widowControl w:val="0"/>
       <w:numPr>
         <w:numId w:val="6"/>
       </w:numPr>
